--- a/6-过程管理/运行记录类文件/工单记录文件/060301-事件处理记录单(安徽1）.docx
+++ b/6-过程管理/运行记录类文件/工单记录文件/060301-事件处理记录单(安徽1）.docx
@@ -1,19 +1,20 @@
 
 <file path=word/document.xml><?xml version="1.0" encoding="utf-8"?>
-<w:document xmlns:wpc="http://schemas.microsoft.com/office/word/2010/wordprocessingCanvas" xmlns:mc="http://schemas.openxmlformats.org/markup-compatibility/2006" xmlns:o="urn:schemas-microsoft-com:office:office" xmlns:r="http://schemas.openxmlformats.org/officeDocument/2006/relationships" xmlns:m="http://schemas.openxmlformats.org/officeDocument/2006/math" xmlns:v="urn:schemas-microsoft-com:vml" xmlns:wp14="http://schemas.microsoft.com/office/word/2010/wordprocessingDrawing" xmlns:wp="http://schemas.openxmlformats.org/drawingml/2006/wordprocessingDrawing" xmlns:w="http://schemas.openxmlformats.org/wordprocessingml/2006/main" xmlns:w14="http://schemas.microsoft.com/office/word/2010/wordml" xmlns:w10="urn:schemas-microsoft-com:office:word" xmlns:w15="http://schemas.microsoft.com/office/word/2012/wordml" xmlns:wpg="http://schemas.microsoft.com/office/word/2010/wordprocessingGroup" xmlns:wpi="http://schemas.microsoft.com/office/word/2010/wordprocessingInk" xmlns:wne="http://schemas.microsoft.com/office/word/2006/wordml" xmlns:wps="http://schemas.microsoft.com/office/word/2010/wordprocessingShape" xmlns:wpsCustomData="http://www.wps.cn/officeDocument/2013/wpsCustomData" mc:Ignorable="w14 w15 wp14">
+<w:document xmlns:wpc="http://schemas.microsoft.com/office/word/2010/wordprocessingCanvas" xmlns:mc="http://schemas.openxmlformats.org/markup-compatibility/2006" xmlns:o="urn:schemas-microsoft-com:office:office" xmlns:r="http://schemas.openxmlformats.org/officeDocument/2006/relationships" xmlns:m="http://schemas.openxmlformats.org/officeDocument/2006/math" xmlns:v="urn:schemas-microsoft-com:vml" xmlns:wp14="http://schemas.microsoft.com/office/word/2010/wordprocessingDrawing" xmlns:wp="http://schemas.openxmlformats.org/drawingml/2006/wordprocessingDrawing" xmlns:w10="urn:schemas-microsoft-com:office:word" xmlns:w="http://schemas.openxmlformats.org/wordprocessingml/2006/main" xmlns:w14="http://schemas.microsoft.com/office/word/2010/wordml" xmlns:w15="http://schemas.microsoft.com/office/word/2012/wordml" xmlns:wne="http://schemas.microsoft.com/office/word/2006/wordml" xmlns:wpg="http://schemas.microsoft.com/office/word/2010/wordprocessingGroup" xmlns:wpi="http://schemas.microsoft.com/office/word/2010/wordprocessingInk" xmlns:wps="http://schemas.microsoft.com/office/word/2010/wordprocessingShape" mc:Ignorable="w14 w15 wp14">
+  <!-- Generated by Aspose.Words for .NET 13.3.0.1 -->
   <w:body>
     <w:tbl>
       <w:tblPr>
-        <w:tblStyle w:val="19"/>
+        <w:tblStyle w:val="TableGrid"/>
         <w:tblW w:w="9650" w:type="dxa"/>
         <w:tblInd w:w="108" w:type="dxa"/>
         <w:tblBorders>
-          <w:top w:val="single" w:color="auto" w:sz="4" w:space="0"/>
-          <w:left w:val="single" w:color="auto" w:sz="4" w:space="0"/>
-          <w:bottom w:val="single" w:color="auto" w:sz="4" w:space="0"/>
-          <w:right w:val="single" w:color="auto" w:sz="4" w:space="0"/>
-          <w:insideH w:val="single" w:color="auto" w:sz="4" w:space="0"/>
-          <w:insideV w:val="single" w:color="auto" w:sz="4" w:space="0"/>
+          <w:top w:val="single" w:sz="4" w:space="0" w:color="auto"/>
+          <w:left w:val="single" w:sz="4" w:space="0" w:color="auto"/>
+          <w:bottom w:val="single" w:sz="4" w:space="0" w:color="auto"/>
+          <w:right w:val="single" w:sz="4" w:space="0" w:color="auto"/>
+          <w:insideH w:val="single" w:sz="4" w:space="0" w:color="auto"/>
+          <w:insideV w:val="single" w:sz="4" w:space="0" w:color="auto"/>
         </w:tblBorders>
         <w:tblLayout w:type="fixed"/>
         <w:tblCellMar>
@@ -33,14 +34,17 @@
       </w:tblGrid>
       <w:tr>
         <w:tblPrEx>
+          <w:tblW w:w="9650" w:type="dxa"/>
+          <w:tblInd w:w="108" w:type="dxa"/>
           <w:tblBorders>
-            <w:top w:val="single" w:color="auto" w:sz="4" w:space="0"/>
-            <w:left w:val="single" w:color="auto" w:sz="4" w:space="0"/>
-            <w:bottom w:val="single" w:color="auto" w:sz="4" w:space="0"/>
-            <w:right w:val="single" w:color="auto" w:sz="4" w:space="0"/>
-            <w:insideH w:val="single" w:color="auto" w:sz="4" w:space="0"/>
-            <w:insideV w:val="single" w:color="auto" w:sz="4" w:space="0"/>
+            <w:top w:val="single" w:sz="4" w:space="0" w:color="auto"/>
+            <w:left w:val="single" w:sz="4" w:space="0" w:color="auto"/>
+            <w:bottom w:val="single" w:sz="4" w:space="0" w:color="auto"/>
+            <w:right w:val="single" w:sz="4" w:space="0" w:color="auto"/>
+            <w:insideH w:val="single" w:sz="4" w:space="0" w:color="auto"/>
+            <w:insideV w:val="single" w:sz="4" w:space="0" w:color="auto"/>
           </w:tblBorders>
+          <w:tblLayout w:type="fixed"/>
           <w:tblCellMar>
             <w:top w:w="0" w:type="dxa"/>
             <w:left w:w="108" w:type="dxa"/>
@@ -49,7 +53,7 @@
           </w:tblCellMar>
         </w:tblPrEx>
         <w:trPr>
-          <w:trHeight w:val="724" w:hRule="atLeast"/>
+          <w:trHeight w:val="724"/>
         </w:trPr>
         <w:tc>
           <w:tcPr>
@@ -99,14 +103,9 @@
       </w:tr>
       <w:tr>
         <w:tblPrEx>
-          <w:tblBorders>
-            <w:top w:val="single" w:color="auto" w:sz="4" w:space="0"/>
-            <w:left w:val="single" w:color="auto" w:sz="4" w:space="0"/>
-            <w:bottom w:val="single" w:color="auto" w:sz="4" w:space="0"/>
-            <w:right w:val="single" w:color="auto" w:sz="4" w:space="0"/>
-            <w:insideH w:val="single" w:color="auto" w:sz="4" w:space="0"/>
-            <w:insideV w:val="single" w:color="auto" w:sz="4" w:space="0"/>
-          </w:tblBorders>
+          <w:tblW w:w="9650" w:type="dxa"/>
+          <w:tblInd w:w="108" w:type="dxa"/>
+          <w:tblLayout w:type="fixed"/>
           <w:tblCellMar>
             <w:top w:w="0" w:type="dxa"/>
             <w:left w:w="108" w:type="dxa"/>
@@ -115,7 +114,7 @@
           </w:tblCellMar>
         </w:tblPrEx>
         <w:trPr>
-          <w:trHeight w:val="499" w:hRule="atLeast"/>
+          <w:trHeight w:val="499"/>
         </w:trPr>
         <w:tc>
           <w:tcPr>
@@ -162,7 +161,7 @@
               <w:widowControl/>
               <w:spacing w:after="0"/>
               <w:rPr>
-                <w:rFonts w:hint="default" w:ascii="宋体" w:hAnsi="宋体" w:eastAsia="宋体" w:cs="宋体"/>
+                <w:rFonts w:ascii="宋体" w:eastAsia="宋体" w:hAnsi="宋体" w:cs="宋体" w:hint="default"/>
                 <w:iCs/>
                 <w:color w:val="000000"/>
                 <w:kern w:val="0"/>
@@ -172,28 +171,23 @@
             </w:pPr>
             <w:r>
               <w:rPr>
-                <w:rFonts w:hint="eastAsia" w:ascii="宋体" w:hAnsi="宋体" w:cs="宋体"/>
+                <w:rFonts w:ascii="宋体" w:hAnsi="宋体" w:cs="宋体" w:hint="eastAsia"/>
                 <w:iCs/>
                 <w:color w:val="000000"/>
                 <w:kern w:val="0"/>
                 <w:szCs w:val="21"/>
                 <w:lang w:val="en-US" w:eastAsia="zh-CN"/>
               </w:rPr>
-              <w:t>XDYJ-2025-026</w:t>
+              <w:t>TJTY-2025-026</w:t>
             </w:r>
           </w:p>
         </w:tc>
       </w:tr>
       <w:tr>
         <w:tblPrEx>
-          <w:tblBorders>
-            <w:top w:val="single" w:color="auto" w:sz="4" w:space="0"/>
-            <w:left w:val="single" w:color="auto" w:sz="4" w:space="0"/>
-            <w:bottom w:val="single" w:color="auto" w:sz="4" w:space="0"/>
-            <w:right w:val="single" w:color="auto" w:sz="4" w:space="0"/>
-            <w:insideH w:val="single" w:color="auto" w:sz="4" w:space="0"/>
-            <w:insideV w:val="single" w:color="auto" w:sz="4" w:space="0"/>
-          </w:tblBorders>
+          <w:tblW w:w="9650" w:type="dxa"/>
+          <w:tblInd w:w="108" w:type="dxa"/>
+          <w:tblLayout w:type="fixed"/>
           <w:tblCellMar>
             <w:top w:w="0" w:type="dxa"/>
             <w:left w:w="108" w:type="dxa"/>
@@ -202,7 +196,7 @@
           </w:tblCellMar>
         </w:tblPrEx>
         <w:trPr>
-          <w:trHeight w:val="376" w:hRule="atLeast"/>
+          <w:trHeight w:val="376"/>
         </w:trPr>
         <w:tc>
           <w:tcPr>
@@ -226,7 +220,7 @@
             </w:pPr>
             <w:r>
               <w:rPr>
-                <w:rFonts w:hint="eastAsia" w:ascii="宋体" w:hAnsi="宋体" w:cs="宋体"/>
+                <w:rFonts w:ascii="宋体" w:hAnsi="宋体" w:cs="宋体" w:hint="eastAsia"/>
                 <w:b/>
                 <w:bCs/>
                 <w:color w:val="000000"/>
@@ -257,7 +251,7 @@
             </w:pPr>
             <w:r>
               <w:rPr>
-                <w:rFonts w:ascii="Segoe UI" w:hAnsi="Segoe UI" w:eastAsia="Segoe UI" w:cs="Segoe UI"/>
+                <w:rFonts w:ascii="Segoe UI" w:eastAsia="Segoe UI" w:hAnsi="Segoe UI" w:cs="Segoe UI"/>
                 <w:i w:val="0"/>
                 <w:iCs w:val="0"/>
                 <w:caps w:val="0"/>
@@ -265,7 +259,7 @@
                 <w:spacing w:val="0"/>
                 <w:sz w:val="19"/>
                 <w:szCs w:val="19"/>
-                <w:shd w:val="clear" w:fill="FFFFFF"/>
+                <w:shd w:val="clear" w:color="auto" w:fill="FFFFFF"/>
               </w:rPr>
               <w:t>安徽益联科技有限公司</w:t>
             </w:r>
@@ -293,7 +287,7 @@
             </w:pPr>
             <w:r>
               <w:rPr>
-                <w:rFonts w:hint="eastAsia" w:ascii="宋体" w:hAnsi="宋体" w:cs="宋体"/>
+                <w:rFonts w:ascii="宋体" w:hAnsi="宋体" w:cs="宋体" w:hint="eastAsia"/>
                 <w:b/>
                 <w:bCs/>
                 <w:color w:val="000000"/>
@@ -325,7 +319,7 @@
             </w:pPr>
             <w:r>
               <w:rPr>
-                <w:rFonts w:ascii="Segoe UI" w:hAnsi="Segoe UI" w:eastAsia="Segoe UI" w:cs="Segoe UI"/>
+                <w:rFonts w:ascii="Segoe UI" w:eastAsia="Segoe UI" w:hAnsi="Segoe UI" w:cs="Segoe UI"/>
                 <w:i w:val="0"/>
                 <w:iCs w:val="0"/>
                 <w:caps w:val="0"/>
@@ -333,7 +327,7 @@
                 <w:spacing w:val="0"/>
                 <w:sz w:val="19"/>
                 <w:szCs w:val="19"/>
-                <w:shd w:val="clear" w:fill="FFFFFF"/>
+                <w:shd w:val="clear" w:color="auto" w:fill="FFFFFF"/>
               </w:rPr>
               <w:t>丰盈云人力资源服务业财一体化管理系统</w:t>
             </w:r>
@@ -342,14 +336,9 @@
       </w:tr>
       <w:tr>
         <w:tblPrEx>
-          <w:tblBorders>
-            <w:top w:val="single" w:color="auto" w:sz="4" w:space="0"/>
-            <w:left w:val="single" w:color="auto" w:sz="4" w:space="0"/>
-            <w:bottom w:val="single" w:color="auto" w:sz="4" w:space="0"/>
-            <w:right w:val="single" w:color="auto" w:sz="4" w:space="0"/>
-            <w:insideH w:val="single" w:color="auto" w:sz="4" w:space="0"/>
-            <w:insideV w:val="single" w:color="auto" w:sz="4" w:space="0"/>
-          </w:tblBorders>
+          <w:tblW w:w="9650" w:type="dxa"/>
+          <w:tblInd w:w="108" w:type="dxa"/>
+          <w:tblLayout w:type="fixed"/>
           <w:tblCellMar>
             <w:top w:w="0" w:type="dxa"/>
             <w:left w:w="108" w:type="dxa"/>
@@ -358,7 +347,7 @@
           </w:tblCellMar>
         </w:tblPrEx>
         <w:trPr>
-          <w:trHeight w:val="376" w:hRule="atLeast"/>
+          <w:trHeight w:val="376"/>
         </w:trPr>
         <w:tc>
           <w:tcPr>
@@ -382,7 +371,7 @@
             </w:pPr>
             <w:r>
               <w:rPr>
-                <w:rFonts w:hint="eastAsia" w:ascii="宋体" w:hAnsi="宋体" w:cs="宋体"/>
+                <w:rFonts w:ascii="宋体" w:hAnsi="宋体" w:cs="宋体" w:hint="eastAsia"/>
                 <w:b/>
                 <w:bCs/>
                 <w:color w:val="000000"/>
@@ -404,7 +393,7 @@
               <w:widowControl/>
               <w:spacing w:after="0"/>
               <w:rPr>
-                <w:rFonts w:hint="eastAsia" w:ascii="宋体" w:hAnsi="宋体" w:eastAsia="宋体" w:cs="宋体"/>
+                <w:rFonts w:ascii="宋体" w:eastAsia="宋体" w:hAnsi="宋体" w:cs="宋体" w:hint="eastAsia"/>
                 <w:iCs/>
                 <w:color w:val="000000"/>
                 <w:kern w:val="0"/>
@@ -414,7 +403,7 @@
             </w:pPr>
             <w:r>
               <w:rPr>
-                <w:rFonts w:hint="eastAsia" w:ascii="宋体" w:hAnsi="宋体" w:cs="宋体"/>
+                <w:rFonts w:ascii="宋体" w:hAnsi="宋体" w:cs="宋体" w:hint="eastAsia"/>
                 <w:iCs/>
                 <w:color w:val="000000"/>
                 <w:kern w:val="0"/>
@@ -447,7 +436,7 @@
             </w:pPr>
             <w:r>
               <w:rPr>
-                <w:rFonts w:hint="eastAsia" w:ascii="宋体" w:hAnsi="宋体" w:cs="宋体"/>
+                <w:rFonts w:ascii="宋体" w:hAnsi="宋体" w:cs="宋体" w:hint="eastAsia"/>
                 <w:b/>
                 <w:bCs/>
                 <w:color w:val="000000"/>
@@ -470,7 +459,7 @@
               <w:widowControl/>
               <w:spacing w:after="0"/>
               <w:rPr>
-                <w:rFonts w:hint="default" w:ascii="宋体" w:hAnsi="宋体" w:eastAsia="宋体" w:cs="宋体"/>
+                <w:rFonts w:ascii="宋体" w:eastAsia="宋体" w:hAnsi="宋体" w:cs="宋体" w:hint="default"/>
                 <w:iCs/>
                 <w:color w:val="000000"/>
                 <w:kern w:val="0"/>
@@ -480,7 +469,7 @@
             </w:pPr>
             <w:r>
               <w:rPr>
-                <w:rFonts w:hint="eastAsia" w:ascii="宋体" w:hAnsi="宋体" w:cs="宋体"/>
+                <w:rFonts w:ascii="宋体" w:hAnsi="宋体" w:cs="宋体" w:hint="eastAsia"/>
                 <w:iCs/>
                 <w:color w:val="000000"/>
                 <w:kern w:val="0"/>
@@ -494,14 +483,9 @@
       </w:tr>
       <w:tr>
         <w:tblPrEx>
-          <w:tblBorders>
-            <w:top w:val="single" w:color="auto" w:sz="4" w:space="0"/>
-            <w:left w:val="single" w:color="auto" w:sz="4" w:space="0"/>
-            <w:bottom w:val="single" w:color="auto" w:sz="4" w:space="0"/>
-            <w:right w:val="single" w:color="auto" w:sz="4" w:space="0"/>
-            <w:insideH w:val="single" w:color="auto" w:sz="4" w:space="0"/>
-            <w:insideV w:val="single" w:color="auto" w:sz="4" w:space="0"/>
-          </w:tblBorders>
+          <w:tblW w:w="9650" w:type="dxa"/>
+          <w:tblInd w:w="108" w:type="dxa"/>
+          <w:tblLayout w:type="fixed"/>
           <w:tblCellMar>
             <w:top w:w="0" w:type="dxa"/>
             <w:left w:w="108" w:type="dxa"/>
@@ -510,7 +494,7 @@
           </w:tblCellMar>
         </w:tblPrEx>
         <w:trPr>
-          <w:trHeight w:val="376" w:hRule="atLeast"/>
+          <w:trHeight w:val="376"/>
         </w:trPr>
         <w:tc>
           <w:tcPr>
@@ -534,7 +518,7 @@
             </w:pPr>
             <w:r>
               <w:rPr>
-                <w:rFonts w:hint="eastAsia" w:ascii="宋体" w:hAnsi="宋体" w:cs="宋体"/>
+                <w:rFonts w:ascii="宋体" w:hAnsi="宋体" w:cs="宋体" w:hint="eastAsia"/>
                 <w:b/>
                 <w:bCs/>
                 <w:color w:val="000000"/>
@@ -556,7 +540,7 @@
               <w:widowControl/>
               <w:spacing w:after="0"/>
               <w:rPr>
-                <w:rFonts w:hint="eastAsia" w:ascii="宋体" w:hAnsi="宋体" w:eastAsia="宋体" w:cs="宋体"/>
+                <w:rFonts w:ascii="宋体" w:eastAsia="宋体" w:hAnsi="宋体" w:cs="宋体" w:hint="eastAsia"/>
                 <w:iCs/>
                 <w:color w:val="000000"/>
                 <w:kern w:val="0"/>
@@ -566,7 +550,7 @@
             </w:pPr>
             <w:r>
               <w:rPr>
-                <w:rFonts w:hint="eastAsia" w:ascii="宋体" w:hAnsi="宋体" w:cs="宋体"/>
+                <w:rFonts w:ascii="宋体" w:hAnsi="宋体" w:cs="宋体" w:hint="eastAsia"/>
                 <w:iCs/>
                 <w:color w:val="000000"/>
                 <w:kern w:val="0"/>
@@ -599,7 +583,7 @@
             </w:pPr>
             <w:r>
               <w:rPr>
-                <w:rFonts w:hint="eastAsia" w:ascii="宋体" w:hAnsi="宋体" w:cs="宋体"/>
+                <w:rFonts w:ascii="宋体" w:hAnsi="宋体" w:cs="宋体" w:hint="eastAsia"/>
                 <w:b/>
                 <w:bCs/>
                 <w:color w:val="000000"/>
@@ -622,7 +606,7 @@
               <w:widowControl/>
               <w:spacing w:after="0"/>
               <w:rPr>
-                <w:rFonts w:hint="default" w:ascii="宋体" w:hAnsi="宋体" w:eastAsia="宋体" w:cs="宋体"/>
+                <w:rFonts w:ascii="宋体" w:eastAsia="宋体" w:hAnsi="宋体" w:cs="宋体" w:hint="default"/>
                 <w:iCs/>
                 <w:color w:val="000000"/>
                 <w:kern w:val="0"/>
@@ -632,7 +616,7 @@
             </w:pPr>
             <w:r>
               <w:rPr>
-                <w:rFonts w:hint="eastAsia" w:ascii="宋体" w:hAnsi="宋体" w:cs="宋体"/>
+                <w:rFonts w:ascii="宋体" w:hAnsi="宋体" w:cs="宋体" w:hint="eastAsia"/>
                 <w:iCs/>
                 <w:color w:val="000000"/>
                 <w:kern w:val="0"/>
@@ -646,14 +630,9 @@
       </w:tr>
       <w:tr>
         <w:tblPrEx>
-          <w:tblBorders>
-            <w:top w:val="single" w:color="auto" w:sz="4" w:space="0"/>
-            <w:left w:val="single" w:color="auto" w:sz="4" w:space="0"/>
-            <w:bottom w:val="single" w:color="auto" w:sz="4" w:space="0"/>
-            <w:right w:val="single" w:color="auto" w:sz="4" w:space="0"/>
-            <w:insideH w:val="single" w:color="auto" w:sz="4" w:space="0"/>
-            <w:insideV w:val="single" w:color="auto" w:sz="4" w:space="0"/>
-          </w:tblBorders>
+          <w:tblW w:w="9650" w:type="dxa"/>
+          <w:tblInd w:w="108" w:type="dxa"/>
+          <w:tblLayout w:type="fixed"/>
           <w:tblCellMar>
             <w:top w:w="0" w:type="dxa"/>
             <w:left w:w="108" w:type="dxa"/>
@@ -662,7 +641,7 @@
           </w:tblCellMar>
         </w:tblPrEx>
         <w:trPr>
-          <w:trHeight w:val="376" w:hRule="atLeast"/>
+          <w:trHeight w:val="376"/>
         </w:trPr>
         <w:tc>
           <w:tcPr>
@@ -686,7 +665,7 @@
             </w:pPr>
             <w:r>
               <w:rPr>
-                <w:rFonts w:hint="eastAsia" w:ascii="宋体" w:hAnsi="宋体" w:cs="宋体"/>
+                <w:rFonts w:ascii="宋体" w:hAnsi="宋体" w:cs="宋体" w:hint="eastAsia"/>
                 <w:b/>
                 <w:bCs/>
                 <w:color w:val="000000"/>
@@ -708,7 +687,7 @@
               <w:widowControl/>
               <w:spacing w:after="0"/>
               <w:rPr>
-                <w:rFonts w:hint="eastAsia" w:ascii="宋体" w:hAnsi="宋体" w:eastAsia="宋体" w:cs="宋体"/>
+                <w:rFonts w:ascii="宋体" w:eastAsia="宋体" w:hAnsi="宋体" w:cs="宋体" w:hint="eastAsia"/>
                 <w:iCs/>
                 <w:color w:val="000000"/>
                 <w:kern w:val="0"/>
@@ -718,7 +697,7 @@
             </w:pPr>
             <w:r>
               <w:rPr>
-                <w:rFonts w:hint="eastAsia" w:ascii="宋体" w:hAnsi="宋体" w:cs="宋体"/>
+                <w:rFonts w:ascii="宋体" w:hAnsi="宋体" w:cs="宋体" w:hint="eastAsia"/>
                 <w:iCs/>
                 <w:color w:val="000000"/>
                 <w:kern w:val="0"/>
@@ -751,7 +730,7 @@
             </w:pPr>
             <w:r>
               <w:rPr>
-                <w:rFonts w:hint="eastAsia" w:ascii="宋体" w:hAnsi="宋体" w:cs="宋体"/>
+                <w:rFonts w:ascii="宋体" w:hAnsi="宋体" w:cs="宋体" w:hint="eastAsia"/>
                 <w:b/>
                 <w:bCs/>
                 <w:color w:val="000000"/>
@@ -783,7 +762,7 @@
             </w:pPr>
             <w:r>
               <w:rPr>
-                <w:rFonts w:hint="eastAsia" w:ascii="宋体" w:hAnsi="宋体" w:cs="宋体"/>
+                <w:rFonts w:ascii="宋体" w:hAnsi="宋体" w:cs="宋体" w:hint="eastAsia"/>
                 <w:iCs/>
                 <w:color w:val="000000"/>
                 <w:kern w:val="0"/>
@@ -797,14 +776,9 @@
       </w:tr>
       <w:tr>
         <w:tblPrEx>
-          <w:tblBorders>
-            <w:top w:val="single" w:color="auto" w:sz="4" w:space="0"/>
-            <w:left w:val="single" w:color="auto" w:sz="4" w:space="0"/>
-            <w:bottom w:val="single" w:color="auto" w:sz="4" w:space="0"/>
-            <w:right w:val="single" w:color="auto" w:sz="4" w:space="0"/>
-            <w:insideH w:val="single" w:color="auto" w:sz="4" w:space="0"/>
-            <w:insideV w:val="single" w:color="auto" w:sz="4" w:space="0"/>
-          </w:tblBorders>
+          <w:tblW w:w="9650" w:type="dxa"/>
+          <w:tblInd w:w="108" w:type="dxa"/>
+          <w:tblLayout w:type="fixed"/>
           <w:tblCellMar>
             <w:top w:w="0" w:type="dxa"/>
             <w:left w:w="108" w:type="dxa"/>
@@ -813,7 +787,7 @@
           </w:tblCellMar>
         </w:tblPrEx>
         <w:trPr>
-          <w:trHeight w:val="376" w:hRule="atLeast"/>
+          <w:trHeight w:val="376"/>
         </w:trPr>
         <w:tc>
           <w:tcPr>
@@ -837,7 +811,7 @@
             </w:pPr>
             <w:r>
               <w:rPr>
-                <w:rFonts w:hint="eastAsia" w:ascii="宋体" w:hAnsi="宋体" w:cs="宋体"/>
+                <w:rFonts w:ascii="宋体" w:hAnsi="宋体" w:cs="宋体" w:hint="eastAsia"/>
                 <w:b/>
                 <w:bCs/>
                 <w:color w:val="000000"/>
@@ -868,7 +842,7 @@
             </w:pPr>
             <w:r>
               <w:rPr>
-                <w:rFonts w:hint="eastAsia" w:ascii="宋体" w:hAnsi="宋体" w:cs="宋体"/>
+                <w:rFonts w:ascii="宋体" w:hAnsi="宋体" w:cs="宋体" w:hint="eastAsia"/>
                 <w:iCs/>
                 <w:color w:val="000000"/>
                 <w:kern w:val="0"/>
@@ -901,7 +875,7 @@
             </w:pPr>
             <w:r>
               <w:rPr>
-                <w:rFonts w:hint="eastAsia" w:ascii="宋体" w:hAnsi="宋体" w:cs="宋体"/>
+                <w:rFonts w:ascii="宋体" w:hAnsi="宋体" w:cs="宋体" w:hint="eastAsia"/>
                 <w:b/>
                 <w:bCs/>
                 <w:color w:val="000000"/>
@@ -933,7 +907,7 @@
             </w:pPr>
             <w:r>
               <w:rPr>
-                <w:rFonts w:hint="eastAsia" w:ascii="宋体" w:hAnsi="宋体" w:cs="宋体"/>
+                <w:rFonts w:ascii="宋体" w:hAnsi="宋体" w:cs="宋体" w:hint="eastAsia"/>
                 <w:iCs/>
                 <w:color w:val="000000"/>
                 <w:kern w:val="0"/>
@@ -946,14 +920,9 @@
       </w:tr>
       <w:tr>
         <w:tblPrEx>
-          <w:tblBorders>
-            <w:top w:val="single" w:color="auto" w:sz="4" w:space="0"/>
-            <w:left w:val="single" w:color="auto" w:sz="4" w:space="0"/>
-            <w:bottom w:val="single" w:color="auto" w:sz="4" w:space="0"/>
-            <w:right w:val="single" w:color="auto" w:sz="4" w:space="0"/>
-            <w:insideH w:val="single" w:color="auto" w:sz="4" w:space="0"/>
-            <w:insideV w:val="single" w:color="auto" w:sz="4" w:space="0"/>
-          </w:tblBorders>
+          <w:tblW w:w="9650" w:type="dxa"/>
+          <w:tblInd w:w="108" w:type="dxa"/>
+          <w:tblLayout w:type="fixed"/>
           <w:tblCellMar>
             <w:top w:w="0" w:type="dxa"/>
             <w:left w:w="108" w:type="dxa"/>
@@ -962,7 +931,7 @@
           </w:tblCellMar>
         </w:tblPrEx>
         <w:trPr>
-          <w:trHeight w:val="376" w:hRule="atLeast"/>
+          <w:trHeight w:val="376"/>
         </w:trPr>
         <w:tc>
           <w:tcPr>
@@ -987,7 +956,7 @@
             </w:pPr>
             <w:r>
               <w:rPr>
-                <w:rFonts w:hint="eastAsia" w:ascii="宋体" w:hAnsi="宋体" w:cs="宋体"/>
+                <w:rFonts w:ascii="宋体" w:hAnsi="宋体" w:cs="宋体" w:hint="eastAsia"/>
                 <w:b/>
                 <w:bCs/>
                 <w:color w:val="000000"/>
@@ -1010,7 +979,7 @@
               <w:widowControl/>
               <w:spacing w:after="0"/>
               <w:rPr>
-                <w:rFonts w:hint="default" w:ascii="宋体" w:hAnsi="宋体" w:cs="宋体"/>
+                <w:rFonts w:ascii="宋体" w:hAnsi="宋体" w:cs="宋体" w:hint="default"/>
                 <w:iCs/>
                 <w:color w:val="000000"/>
                 <w:kern w:val="0"/>
@@ -1020,7 +989,7 @@
             </w:pPr>
             <w:r>
               <w:rPr>
-                <w:rFonts w:hint="eastAsia" w:ascii="宋体" w:hAnsi="宋体" w:cs="宋体"/>
+                <w:rFonts w:ascii="宋体" w:hAnsi="宋体" w:cs="宋体" w:hint="eastAsia"/>
                 <w:iCs/>
                 <w:color w:val="000000"/>
                 <w:kern w:val="0"/>
@@ -1053,7 +1022,7 @@
             </w:pPr>
             <w:r>
               <w:rPr>
-                <w:rFonts w:hint="eastAsia" w:ascii="宋体" w:hAnsi="宋体" w:cs="宋体"/>
+                <w:rFonts w:ascii="宋体" w:hAnsi="宋体" w:cs="宋体" w:hint="eastAsia"/>
                 <w:b/>
                 <w:bCs/>
                 <w:color w:val="000000"/>
@@ -1076,7 +1045,7 @@
               <w:widowControl/>
               <w:spacing w:after="0"/>
               <w:rPr>
-                <w:rFonts w:hint="default" w:ascii="宋体" w:hAnsi="宋体" w:eastAsia="宋体" w:cs="宋体"/>
+                <w:rFonts w:ascii="宋体" w:eastAsia="宋体" w:hAnsi="宋体" w:cs="宋体" w:hint="default"/>
                 <w:iCs/>
                 <w:color w:val="000000"/>
                 <w:kern w:val="0"/>
@@ -1086,7 +1055,7 @@
             </w:pPr>
             <w:r>
               <w:rPr>
-                <w:rFonts w:hint="eastAsia" w:ascii="宋体" w:hAnsi="宋体" w:cs="宋体"/>
+                <w:rFonts w:ascii="宋体" w:hAnsi="宋体" w:cs="宋体" w:hint="eastAsia"/>
                 <w:iCs/>
                 <w:color w:val="000000"/>
                 <w:kern w:val="0"/>
@@ -1100,14 +1069,9 @@
       </w:tr>
       <w:tr>
         <w:tblPrEx>
-          <w:tblBorders>
-            <w:top w:val="single" w:color="auto" w:sz="4" w:space="0"/>
-            <w:left w:val="single" w:color="auto" w:sz="4" w:space="0"/>
-            <w:bottom w:val="single" w:color="auto" w:sz="4" w:space="0"/>
-            <w:right w:val="single" w:color="auto" w:sz="4" w:space="0"/>
-            <w:insideH w:val="single" w:color="auto" w:sz="4" w:space="0"/>
-            <w:insideV w:val="single" w:color="auto" w:sz="4" w:space="0"/>
-          </w:tblBorders>
+          <w:tblW w:w="9650" w:type="dxa"/>
+          <w:tblInd w:w="108" w:type="dxa"/>
+          <w:tblLayout w:type="fixed"/>
           <w:tblCellMar>
             <w:top w:w="0" w:type="dxa"/>
             <w:left w:w="108" w:type="dxa"/>
@@ -1116,7 +1080,7 @@
           </w:tblCellMar>
         </w:tblPrEx>
         <w:trPr>
-          <w:trHeight w:val="647" w:hRule="atLeast"/>
+          <w:trHeight w:val="647"/>
         </w:trPr>
         <w:tc>
           <w:tcPr>
@@ -1141,7 +1105,7 @@
             </w:pPr>
             <w:r>
               <w:rPr>
-                <w:rFonts w:hint="eastAsia" w:ascii="宋体" w:hAnsi="宋体" w:cs="宋体"/>
+                <w:rFonts w:ascii="宋体" w:hAnsi="宋体" w:cs="宋体" w:hint="eastAsia"/>
                 <w:b/>
                 <w:bCs/>
                 <w:color w:val="000000"/>
@@ -1174,7 +1138,7 @@
             </w:pPr>
             <w:r>
               <w:rPr>
-                <w:rFonts w:ascii="Segoe UI" w:hAnsi="Segoe UI" w:eastAsia="Segoe UI" w:cs="Segoe UI"/>
+                <w:rFonts w:ascii="Segoe UI" w:eastAsia="Segoe UI" w:hAnsi="Segoe UI" w:cs="Segoe UI"/>
                 <w:i w:val="0"/>
                 <w:iCs w:val="0"/>
                 <w:caps w:val="0"/>
@@ -1182,7 +1146,7 @@
                 <w:spacing w:val="0"/>
                 <w:sz w:val="18"/>
                 <w:szCs w:val="18"/>
-                <w:shd w:val="clear" w:fill="FFFFFF"/>
+                <w:shd w:val="clear" w:color="auto" w:fill="FFFFFF"/>
               </w:rPr>
               <w:t>业务统计报表、领导驾驶舱模块</w:t>
             </w:r>
@@ -1191,14 +1155,9 @@
       </w:tr>
       <w:tr>
         <w:tblPrEx>
-          <w:tblBorders>
-            <w:top w:val="single" w:color="auto" w:sz="4" w:space="0"/>
-            <w:left w:val="single" w:color="auto" w:sz="4" w:space="0"/>
-            <w:bottom w:val="single" w:color="auto" w:sz="4" w:space="0"/>
-            <w:right w:val="single" w:color="auto" w:sz="4" w:space="0"/>
-            <w:insideH w:val="single" w:color="auto" w:sz="4" w:space="0"/>
-            <w:insideV w:val="single" w:color="auto" w:sz="4" w:space="0"/>
-          </w:tblBorders>
+          <w:tblW w:w="9650" w:type="dxa"/>
+          <w:tblInd w:w="108" w:type="dxa"/>
+          <w:tblLayout w:type="fixed"/>
           <w:tblCellMar>
             <w:top w:w="0" w:type="dxa"/>
             <w:left w:w="108" w:type="dxa"/>
@@ -1207,12 +1166,12 @@
           </w:tblCellMar>
         </w:tblPrEx>
         <w:trPr>
-          <w:trHeight w:val="647" w:hRule="atLeast"/>
+          <w:trHeight w:val="647"/>
         </w:trPr>
         <w:tc>
           <w:tcPr>
             <w:tcW w:w="2007" w:type="dxa"/>
-            <w:vMerge w:val="continue"/>
+            <w:vMerge/>
             <w:vAlign w:val="center"/>
           </w:tcPr>
           <w:p>
@@ -1236,7 +1195,7 @@
           <w:tcPr>
             <w:tcW w:w="7643" w:type="dxa"/>
             <w:gridSpan w:val="5"/>
-            <w:vMerge w:val="continue"/>
+            <w:vMerge/>
             <w:vAlign w:val="center"/>
           </w:tcPr>
           <w:p>
@@ -1256,14 +1215,9 @@
       </w:tr>
       <w:tr>
         <w:tblPrEx>
-          <w:tblBorders>
-            <w:top w:val="single" w:color="auto" w:sz="4" w:space="0"/>
-            <w:left w:val="single" w:color="auto" w:sz="4" w:space="0"/>
-            <w:bottom w:val="single" w:color="auto" w:sz="4" w:space="0"/>
-            <w:right w:val="single" w:color="auto" w:sz="4" w:space="0"/>
-            <w:insideH w:val="single" w:color="auto" w:sz="4" w:space="0"/>
-            <w:insideV w:val="single" w:color="auto" w:sz="4" w:space="0"/>
-          </w:tblBorders>
+          <w:tblW w:w="9650" w:type="dxa"/>
+          <w:tblInd w:w="108" w:type="dxa"/>
+          <w:tblLayout w:type="fixed"/>
           <w:tblCellMar>
             <w:top w:w="0" w:type="dxa"/>
             <w:left w:w="108" w:type="dxa"/>
@@ -1272,12 +1226,12 @@
           </w:tblCellMar>
         </w:tblPrEx>
         <w:trPr>
-          <w:trHeight w:val="647" w:hRule="atLeast"/>
+          <w:trHeight w:val="647"/>
         </w:trPr>
         <w:tc>
           <w:tcPr>
             <w:tcW w:w="2007" w:type="dxa"/>
-            <w:vMerge w:val="continue"/>
+            <w:vMerge/>
             <w:vAlign w:val="center"/>
           </w:tcPr>
           <w:p>
@@ -1301,7 +1255,7 @@
           <w:tcPr>
             <w:tcW w:w="7643" w:type="dxa"/>
             <w:gridSpan w:val="5"/>
-            <w:vMerge w:val="continue"/>
+            <w:vMerge/>
             <w:vAlign w:val="center"/>
           </w:tcPr>
           <w:p>
@@ -1321,14 +1275,9 @@
       </w:tr>
       <w:tr>
         <w:tblPrEx>
-          <w:tblBorders>
-            <w:top w:val="single" w:color="auto" w:sz="4" w:space="0"/>
-            <w:left w:val="single" w:color="auto" w:sz="4" w:space="0"/>
-            <w:bottom w:val="single" w:color="auto" w:sz="4" w:space="0"/>
-            <w:right w:val="single" w:color="auto" w:sz="4" w:space="0"/>
-            <w:insideH w:val="single" w:color="auto" w:sz="4" w:space="0"/>
-            <w:insideV w:val="single" w:color="auto" w:sz="4" w:space="0"/>
-          </w:tblBorders>
+          <w:tblW w:w="9650" w:type="dxa"/>
+          <w:tblInd w:w="108" w:type="dxa"/>
+          <w:tblLayout w:type="fixed"/>
           <w:tblCellMar>
             <w:top w:w="0" w:type="dxa"/>
             <w:left w:w="108" w:type="dxa"/>
@@ -1337,12 +1286,12 @@
           </w:tblCellMar>
         </w:tblPrEx>
         <w:trPr>
-          <w:trHeight w:val="647" w:hRule="atLeast"/>
+          <w:trHeight w:val="647"/>
         </w:trPr>
         <w:tc>
           <w:tcPr>
             <w:tcW w:w="2007" w:type="dxa"/>
-            <w:vMerge w:val="continue"/>
+            <w:vMerge/>
             <w:vAlign w:val="center"/>
           </w:tcPr>
           <w:p>
@@ -1366,7 +1315,7 @@
           <w:tcPr>
             <w:tcW w:w="7643" w:type="dxa"/>
             <w:gridSpan w:val="5"/>
-            <w:vMerge w:val="continue"/>
+            <w:vMerge/>
             <w:vAlign w:val="center"/>
           </w:tcPr>
           <w:p>
@@ -1386,14 +1335,9 @@
       </w:tr>
       <w:tr>
         <w:tblPrEx>
-          <w:tblBorders>
-            <w:top w:val="single" w:color="auto" w:sz="4" w:space="0"/>
-            <w:left w:val="single" w:color="auto" w:sz="4" w:space="0"/>
-            <w:bottom w:val="single" w:color="auto" w:sz="4" w:space="0"/>
-            <w:right w:val="single" w:color="auto" w:sz="4" w:space="0"/>
-            <w:insideH w:val="single" w:color="auto" w:sz="4" w:space="0"/>
-            <w:insideV w:val="single" w:color="auto" w:sz="4" w:space="0"/>
-          </w:tblBorders>
+          <w:tblW w:w="9650" w:type="dxa"/>
+          <w:tblInd w:w="108" w:type="dxa"/>
+          <w:tblLayout w:type="fixed"/>
           <w:tblCellMar>
             <w:top w:w="0" w:type="dxa"/>
             <w:left w:w="108" w:type="dxa"/>
@@ -1402,7 +1346,7 @@
           </w:tblCellMar>
         </w:tblPrEx>
         <w:trPr>
-          <w:trHeight w:val="361" w:hRule="atLeast"/>
+          <w:trHeight w:val="361"/>
         </w:trPr>
         <w:tc>
           <w:tcPr>
@@ -1427,7 +1371,7 @@
             </w:pPr>
             <w:r>
               <w:rPr>
-                <w:rFonts w:hint="eastAsia" w:ascii="宋体" w:hAnsi="宋体" w:cs="宋体"/>
+                <w:rFonts w:ascii="宋体" w:hAnsi="宋体" w:cs="宋体" w:hint="eastAsia"/>
                 <w:b/>
                 <w:bCs/>
                 <w:color w:val="000000"/>
@@ -1473,7 +1417,7 @@
             </w:pPr>
             <w:r>
               <w:rPr>
-                <w:rFonts w:hint="eastAsia" w:ascii="宋体" w:hAnsi="宋体" w:cs="宋体"/>
+                <w:rFonts w:ascii="宋体" w:hAnsi="宋体" w:cs="宋体" w:hint="eastAsia"/>
                 <w:b/>
                 <w:bCs/>
                 <w:color w:val="000000"/>
@@ -1520,7 +1464,7 @@
             </w:pPr>
             <w:r>
               <w:rPr>
-                <w:rFonts w:hint="eastAsia" w:ascii="宋体" w:hAnsi="宋体" w:cs="宋体"/>
+                <w:rFonts w:ascii="宋体" w:hAnsi="宋体" w:cs="宋体" w:hint="eastAsia"/>
                 <w:b/>
                 <w:bCs/>
                 <w:color w:val="000000"/>
@@ -1554,7 +1498,7 @@
             </w:pPr>
             <w:r>
               <w:rPr>
-                <w:rFonts w:hint="eastAsia" w:ascii="宋体" w:hAnsi="宋体" w:cs="宋体"/>
+                <w:rFonts w:ascii="宋体" w:hAnsi="宋体" w:cs="宋体" w:hint="eastAsia"/>
                 <w:b/>
                 <w:bCs/>
                 <w:color w:val="000000"/>
@@ -1581,14 +1525,9 @@
       </w:tr>
       <w:tr>
         <w:tblPrEx>
-          <w:tblBorders>
-            <w:top w:val="single" w:color="auto" w:sz="4" w:space="0"/>
-            <w:left w:val="single" w:color="auto" w:sz="4" w:space="0"/>
-            <w:bottom w:val="single" w:color="auto" w:sz="4" w:space="0"/>
-            <w:right w:val="single" w:color="auto" w:sz="4" w:space="0"/>
-            <w:insideH w:val="single" w:color="auto" w:sz="4" w:space="0"/>
-            <w:insideV w:val="single" w:color="auto" w:sz="4" w:space="0"/>
-          </w:tblBorders>
+          <w:tblW w:w="9650" w:type="dxa"/>
+          <w:tblInd w:w="108" w:type="dxa"/>
+          <w:tblLayout w:type="fixed"/>
           <w:tblCellMar>
             <w:top w:w="0" w:type="dxa"/>
             <w:left w:w="108" w:type="dxa"/>
@@ -1597,12 +1536,12 @@
           </w:tblCellMar>
         </w:tblPrEx>
         <w:trPr>
-          <w:trHeight w:val="2096" w:hRule="atLeast"/>
+          <w:trHeight w:val="2096"/>
         </w:trPr>
         <w:tc>
           <w:tcPr>
             <w:tcW w:w="2007" w:type="dxa"/>
-            <w:vMerge w:val="continue"/>
+            <w:vMerge/>
             <w:vAlign w:val="center"/>
           </w:tcPr>
           <w:p>
@@ -1641,7 +1580,7 @@
             </w:pPr>
             <w:r>
               <w:rPr>
-                <w:rFonts w:ascii="Segoe UI" w:hAnsi="Segoe UI" w:eastAsia="Segoe UI" w:cs="Segoe UI"/>
+                <w:rFonts w:ascii="Segoe UI" w:eastAsia="Segoe UI" w:hAnsi="Segoe UI" w:cs="Segoe UI"/>
                 <w:i w:val="0"/>
                 <w:iCs w:val="0"/>
                 <w:caps w:val="0"/>
@@ -1649,7 +1588,7 @@
                 <w:spacing w:val="0"/>
                 <w:sz w:val="18"/>
                 <w:szCs w:val="18"/>
-                <w:shd w:val="clear" w:fill="FFFFFF"/>
+                <w:shd w:val="clear" w:color="auto" w:fill="FFFFFF"/>
               </w:rPr>
               <w:t>甲方财务部门负责人反馈，在上午业务高峰时段访问系统“领导驾驶舱”查看关键业务统计模型时，页面加载时间超过2分钟，且多次刷新后仍无法正常显示图表，严重影响了日常经营数据分析工作。</w:t>
             </w:r>
@@ -1675,8 +1614,8 @@
             </w:pPr>
             <w:r>
               <w:rPr>
-                <w:rStyle w:val="21"/>
-                <w:rFonts w:ascii="Segoe UI" w:hAnsi="Segoe UI" w:eastAsia="Segoe UI" w:cs="Segoe UI"/>
+                <w:rStyle w:val="Strong"/>
+                <w:rFonts w:ascii="Segoe UI" w:eastAsia="Segoe UI" w:hAnsi="Segoe UI" w:cs="Segoe UI"/>
                 <w:b/>
                 <w:bCs/>
                 <w:i w:val="0"/>
@@ -1686,13 +1625,13 @@
                 <w:spacing w:val="0"/>
                 <w:sz w:val="18"/>
                 <w:szCs w:val="18"/>
-                <w:shd w:val="clear" w:fill="FFFFFF"/>
+                <w:shd w:val="clear" w:color="auto" w:fill="FFFFFF"/>
               </w:rPr>
               <w:t>直接原因</w:t>
             </w:r>
             <w:r>
               <w:rPr>
-                <w:rFonts w:hint="default" w:ascii="Segoe UI" w:hAnsi="Segoe UI" w:eastAsia="Segoe UI" w:cs="Segoe UI"/>
+                <w:rFonts w:ascii="Segoe UI" w:eastAsia="Segoe UI" w:hAnsi="Segoe UI" w:cs="Segoe UI" w:hint="default"/>
                 <w:i w:val="0"/>
                 <w:iCs w:val="0"/>
                 <w:caps w:val="0"/>
@@ -1700,13 +1639,13 @@
                 <w:spacing w:val="0"/>
                 <w:sz w:val="18"/>
                 <w:szCs w:val="18"/>
-                <w:shd w:val="clear" w:fill="FFFFFF"/>
+                <w:shd w:val="clear" w:color="auto" w:fill="FFFFFF"/>
               </w:rPr>
               <w:t>：针对驾驶舱复杂查询的数据库索引缺失，在并发访问和数据量增长后导致查询性能急剧下降。</w:t>
             </w:r>
             <w:r>
               <w:rPr>
-                <w:rFonts w:hint="default" w:ascii="Segoe UI" w:hAnsi="Segoe UI" w:eastAsia="Segoe UI" w:cs="Segoe UI"/>
+                <w:rFonts w:ascii="Segoe UI" w:eastAsia="Segoe UI" w:hAnsi="Segoe UI" w:cs="Segoe UI" w:hint="default"/>
                 <w:i w:val="0"/>
                 <w:iCs w:val="0"/>
                 <w:caps w:val="0"/>
@@ -1714,14 +1653,14 @@
                 <w:spacing w:val="0"/>
                 <w:sz w:val="18"/>
                 <w:szCs w:val="18"/>
-                <w:shd w:val="clear" w:fill="FFFFFF"/>
-              </w:rPr>
-              <w:br w:type="textWrapping"/>
-            </w:r>
-            <w:r>
-              <w:rPr>
-                <w:rStyle w:val="21"/>
-                <w:rFonts w:hint="default" w:ascii="Segoe UI" w:hAnsi="Segoe UI" w:eastAsia="Segoe UI" w:cs="Segoe UI"/>
+                <w:shd w:val="clear" w:color="auto" w:fill="FFFFFF"/>
+              </w:rPr>
+              <w:br/>
+            </w:r>
+            <w:r>
+              <w:rPr>
+                <w:rStyle w:val="Strong"/>
+                <w:rFonts w:ascii="Segoe UI" w:eastAsia="Segoe UI" w:hAnsi="Segoe UI" w:cs="Segoe UI" w:hint="default"/>
                 <w:b/>
                 <w:bCs/>
                 <w:i w:val="0"/>
@@ -1731,13 +1670,13 @@
                 <w:spacing w:val="0"/>
                 <w:sz w:val="18"/>
                 <w:szCs w:val="18"/>
-                <w:shd w:val="clear" w:fill="FFFFFF"/>
+                <w:shd w:val="clear" w:color="auto" w:fill="FFFFFF"/>
               </w:rPr>
               <w:t>关联合同条款</w:t>
             </w:r>
             <w:r>
               <w:rPr>
-                <w:rFonts w:hint="default" w:ascii="Segoe UI" w:hAnsi="Segoe UI" w:eastAsia="Segoe UI" w:cs="Segoe UI"/>
+                <w:rFonts w:ascii="Segoe UI" w:eastAsia="Segoe UI" w:hAnsi="Segoe UI" w:cs="Segoe UI" w:hint="default"/>
                 <w:i w:val="0"/>
                 <w:iCs w:val="0"/>
                 <w:caps w:val="0"/>
@@ -1745,7 +1684,7 @@
                 <w:spacing w:val="0"/>
                 <w:sz w:val="18"/>
                 <w:szCs w:val="18"/>
-                <w:shd w:val="clear" w:fill="FFFFFF"/>
+                <w:shd w:val="clear" w:color="auto" w:fill="FFFFFF"/>
               </w:rPr>
               <w:t>：与合同六、(3)条中“提升系统性能”的承诺相关。</w:t>
             </w:r>
@@ -1770,7 +1709,7 @@
             </w:pPr>
             <w:r>
               <w:rPr>
-                <w:rFonts w:hint="eastAsia" w:ascii="宋体" w:hAnsi="宋体" w:cs="宋体"/>
+                <w:rFonts w:ascii="宋体" w:hAnsi="宋体" w:cs="宋体" w:hint="eastAsia"/>
                 <w:iCs/>
                 <w:color w:val="000000"/>
                 <w:kern w:val="0"/>
@@ -1784,14 +1723,9 @@
       </w:tr>
       <w:tr>
         <w:tblPrEx>
-          <w:tblBorders>
-            <w:top w:val="single" w:color="auto" w:sz="4" w:space="0"/>
-            <w:left w:val="single" w:color="auto" w:sz="4" w:space="0"/>
-            <w:bottom w:val="single" w:color="auto" w:sz="4" w:space="0"/>
-            <w:right w:val="single" w:color="auto" w:sz="4" w:space="0"/>
-            <w:insideH w:val="single" w:color="auto" w:sz="4" w:space="0"/>
-            <w:insideV w:val="single" w:color="auto" w:sz="4" w:space="0"/>
-          </w:tblBorders>
+          <w:tblW w:w="9650" w:type="dxa"/>
+          <w:tblInd w:w="108" w:type="dxa"/>
+          <w:tblLayout w:type="fixed"/>
           <w:tblCellMar>
             <w:top w:w="0" w:type="dxa"/>
             <w:left w:w="108" w:type="dxa"/>
@@ -1800,7 +1734,7 @@
           </w:tblCellMar>
         </w:tblPrEx>
         <w:trPr>
-          <w:trHeight w:val="481" w:hRule="atLeast"/>
+          <w:trHeight w:val="481"/>
         </w:trPr>
         <w:tc>
           <w:tcPr>
@@ -1824,7 +1758,7 @@
             </w:pPr>
             <w:r>
               <w:rPr>
-                <w:rFonts w:hint="eastAsia" w:ascii="宋体" w:hAnsi="宋体" w:cs="宋体"/>
+                <w:rFonts w:ascii="宋体" w:hAnsi="宋体" w:cs="宋体" w:hint="eastAsia"/>
                 <w:b/>
                 <w:bCs/>
                 <w:color w:val="000000"/>
@@ -1846,7 +1780,7 @@
               <w:widowControl/>
               <w:spacing w:after="0"/>
               <w:rPr>
-                <w:rFonts w:hint="default" w:ascii="宋体" w:hAnsi="宋体" w:eastAsia="宋体" w:cs="宋体"/>
+                <w:rFonts w:ascii="宋体" w:eastAsia="宋体" w:hAnsi="宋体" w:cs="宋体" w:hint="default"/>
                 <w:iCs/>
                 <w:color w:val="000000"/>
                 <w:kern w:val="0"/>
@@ -1856,7 +1790,7 @@
             </w:pPr>
             <w:r>
               <w:rPr>
-                <w:rFonts w:hint="eastAsia" w:ascii="宋体" w:hAnsi="宋体" w:cs="宋体"/>
+                <w:rFonts w:ascii="宋体" w:hAnsi="宋体" w:cs="宋体" w:hint="eastAsia"/>
                 <w:iCs/>
                 <w:color w:val="000000"/>
                 <w:kern w:val="0"/>
@@ -1889,7 +1823,7 @@
             </w:pPr>
             <w:r>
               <w:rPr>
-                <w:rFonts w:hint="eastAsia" w:ascii="宋体" w:hAnsi="宋体" w:cs="宋体"/>
+                <w:rFonts w:ascii="宋体" w:hAnsi="宋体" w:cs="宋体" w:hint="eastAsia"/>
                 <w:b/>
                 <w:bCs/>
                 <w:color w:val="000000"/>
@@ -1923,7 +1857,7 @@
               <w:widowControl/>
               <w:spacing w:after="0"/>
               <w:rPr>
-                <w:rFonts w:hint="default" w:ascii="宋体" w:hAnsi="宋体" w:eastAsia="宋体" w:cs="宋体"/>
+                <w:rFonts w:ascii="宋体" w:eastAsia="宋体" w:hAnsi="宋体" w:cs="宋体" w:hint="default"/>
                 <w:iCs/>
                 <w:color w:val="000000"/>
                 <w:kern w:val="0"/>
@@ -1933,7 +1867,7 @@
             </w:pPr>
             <w:r>
               <w:rPr>
-                <w:rFonts w:hint="eastAsia" w:ascii="宋体" w:hAnsi="宋体" w:cs="宋体"/>
+                <w:rFonts w:ascii="宋体" w:hAnsi="宋体" w:cs="宋体" w:hint="eastAsia"/>
                 <w:iCs/>
                 <w:color w:val="000000"/>
                 <w:kern w:val="0"/>
@@ -1947,14 +1881,9 @@
       </w:tr>
       <w:tr>
         <w:tblPrEx>
-          <w:tblBorders>
-            <w:top w:val="single" w:color="auto" w:sz="4" w:space="0"/>
-            <w:left w:val="single" w:color="auto" w:sz="4" w:space="0"/>
-            <w:bottom w:val="single" w:color="auto" w:sz="4" w:space="0"/>
-            <w:right w:val="single" w:color="auto" w:sz="4" w:space="0"/>
-            <w:insideH w:val="single" w:color="auto" w:sz="4" w:space="0"/>
-            <w:insideV w:val="single" w:color="auto" w:sz="4" w:space="0"/>
-          </w:tblBorders>
+          <w:tblW w:w="9650" w:type="dxa"/>
+          <w:tblInd w:w="108" w:type="dxa"/>
+          <w:tblLayout w:type="fixed"/>
           <w:tblCellMar>
             <w:top w:w="0" w:type="dxa"/>
             <w:left w:w="108" w:type="dxa"/>
@@ -1963,7 +1892,7 @@
           </w:tblCellMar>
         </w:tblPrEx>
         <w:trPr>
-          <w:trHeight w:val="1018" w:hRule="atLeast"/>
+          <w:trHeight w:val="1018"/>
         </w:trPr>
         <w:tc>
           <w:tcPr>
@@ -1987,7 +1916,7 @@
             </w:pPr>
             <w:r>
               <w:rPr>
-                <w:rFonts w:hint="eastAsia" w:ascii="宋体" w:hAnsi="宋体" w:cs="宋体"/>
+                <w:rFonts w:ascii="宋体" w:hAnsi="宋体" w:cs="宋体" w:hint="eastAsia"/>
                 <w:b/>
                 <w:bCs/>
                 <w:color w:val="000000"/>
@@ -2031,7 +1960,7 @@
             </w:pPr>
             <w:r>
               <w:rPr>
-                <w:rFonts w:ascii="Segoe UI" w:hAnsi="Segoe UI" w:eastAsia="Segoe UI" w:cs="Segoe UI"/>
+                <w:rFonts w:ascii="Segoe UI" w:eastAsia="Segoe UI" w:hAnsi="Segoe UI" w:cs="Segoe UI"/>
                 <w:i w:val="0"/>
                 <w:iCs w:val="0"/>
                 <w:caps w:val="0"/>
@@ -2039,7 +1968,7 @@
                 <w:spacing w:val="0"/>
                 <w:sz w:val="18"/>
                 <w:szCs w:val="18"/>
-                <w:shd w:val="clear" w:fill="FFFFFF"/>
+                <w:shd w:val="clear" w:color="auto" w:fill="FFFFFF"/>
               </w:rPr>
               <w:t>影响了甲方管理层基于实时数据的业务决策效率，用户满意度下降。若长期存在，可能影响合同SLA中关于“保证系统的正常运行及各类用户的业务办理”的承诺。</w:t>
             </w:r>
@@ -2048,14 +1977,9 @@
       </w:tr>
       <w:tr>
         <w:tblPrEx>
-          <w:tblBorders>
-            <w:top w:val="single" w:color="auto" w:sz="4" w:space="0"/>
-            <w:left w:val="single" w:color="auto" w:sz="4" w:space="0"/>
-            <w:bottom w:val="single" w:color="auto" w:sz="4" w:space="0"/>
-            <w:right w:val="single" w:color="auto" w:sz="4" w:space="0"/>
-            <w:insideH w:val="single" w:color="auto" w:sz="4" w:space="0"/>
-            <w:insideV w:val="single" w:color="auto" w:sz="4" w:space="0"/>
-          </w:tblBorders>
+          <w:tblW w:w="9650" w:type="dxa"/>
+          <w:tblInd w:w="108" w:type="dxa"/>
+          <w:tblLayout w:type="fixed"/>
           <w:tblCellMar>
             <w:top w:w="0" w:type="dxa"/>
             <w:left w:w="108" w:type="dxa"/>
@@ -2064,7 +1988,7 @@
           </w:tblCellMar>
         </w:tblPrEx>
         <w:trPr>
-          <w:trHeight w:val="1424" w:hRule="atLeast"/>
+          <w:trHeight w:val="1424"/>
         </w:trPr>
         <w:tc>
           <w:tcPr>
@@ -2088,7 +2012,7 @@
             </w:pPr>
             <w:r>
               <w:rPr>
-                <w:rFonts w:hint="eastAsia" w:ascii="宋体" w:hAnsi="宋体" w:cs="宋体"/>
+                <w:rFonts w:ascii="宋体" w:hAnsi="宋体" w:cs="宋体" w:hint="eastAsia"/>
                 <w:b/>
                 <w:bCs/>
                 <w:color w:val="000000"/>
@@ -2123,7 +2047,7 @@
               <w:widowControl/>
               <w:spacing w:after="0"/>
               <w:rPr>
-                <w:rFonts w:ascii="Segoe UI" w:hAnsi="Segoe UI" w:eastAsia="Segoe UI" w:cs="Segoe UI"/>
+                <w:rFonts w:ascii="Segoe UI" w:eastAsia="Segoe UI" w:hAnsi="Segoe UI" w:cs="Segoe UI"/>
                 <w:i w:val="0"/>
                 <w:iCs w:val="0"/>
                 <w:caps w:val="0"/>
@@ -2131,12 +2055,12 @@
                 <w:spacing w:val="0"/>
                 <w:sz w:val="19"/>
                 <w:szCs w:val="19"/>
-                <w:shd w:val="clear" w:fill="FFFFFF"/>
-              </w:rPr>
-            </w:pPr>
-            <w:r>
-              <w:rPr>
-                <w:rFonts w:hint="eastAsia" w:ascii="Segoe UI" w:hAnsi="Segoe UI" w:eastAsia="宋体" w:cs="Segoe UI"/>
+                <w:shd w:val="clear" w:color="auto" w:fill="FFFFFF"/>
+              </w:rPr>
+            </w:pPr>
+            <w:r>
+              <w:rPr>
+                <w:rFonts w:ascii="Segoe UI" w:eastAsia="宋体" w:hAnsi="Segoe UI" w:cs="Segoe UI" w:hint="eastAsia"/>
                 <w:i w:val="0"/>
                 <w:iCs w:val="0"/>
                 <w:caps w:val="0"/>
@@ -2144,14 +2068,14 @@
                 <w:spacing w:val="0"/>
                 <w:sz w:val="18"/>
                 <w:szCs w:val="18"/>
-                <w:shd w:val="clear" w:fill="FFFFFF"/>
+                <w:shd w:val="clear" w:color="auto" w:fill="FFFFFF"/>
                 <w:lang w:val="en-US" w:eastAsia="zh-CN"/>
               </w:rPr>
               <w:t>1</w:t>
             </w:r>
             <w:r>
               <w:rPr>
-                <w:rFonts w:hint="default" w:ascii="Segoe UI" w:hAnsi="Segoe UI" w:eastAsia="Segoe UI" w:cs="Segoe UI"/>
+                <w:rFonts w:ascii="Segoe UI" w:eastAsia="Segoe UI" w:hAnsi="Segoe UI" w:cs="Segoe UI" w:hint="default"/>
                 <w:i w:val="0"/>
                 <w:iCs w:val="0"/>
                 <w:caps w:val="0"/>
@@ -2159,14 +2083,14 @@
                 <w:spacing w:val="0"/>
                 <w:sz w:val="18"/>
                 <w:szCs w:val="18"/>
-                <w:shd w:val="clear" w:fill="FFFFFF"/>
+                <w:shd w:val="clear" w:color="auto" w:fill="FFFFFF"/>
               </w:rPr>
               <w:t>. </w:t>
             </w:r>
             <w:r>
               <w:rPr>
-                <w:rStyle w:val="21"/>
-                <w:rFonts w:hint="default" w:ascii="Segoe UI" w:hAnsi="Segoe UI" w:eastAsia="Segoe UI" w:cs="Segoe UI"/>
+                <w:rStyle w:val="Strong"/>
+                <w:rFonts w:ascii="Segoe UI" w:eastAsia="Segoe UI" w:hAnsi="Segoe UI" w:cs="Segoe UI" w:hint="default"/>
                 <w:b/>
                 <w:bCs/>
                 <w:i w:val="0"/>
@@ -2176,13 +2100,13 @@
                 <w:spacing w:val="0"/>
                 <w:sz w:val="18"/>
                 <w:szCs w:val="18"/>
-                <w:shd w:val="clear" w:fill="FFFFFF"/>
+                <w:shd w:val="clear" w:color="auto" w:fill="FFFFFF"/>
               </w:rPr>
               <w:t>临时优化</w:t>
             </w:r>
             <w:r>
               <w:rPr>
-                <w:rFonts w:hint="default" w:ascii="Segoe UI" w:hAnsi="Segoe UI" w:eastAsia="Segoe UI" w:cs="Segoe UI"/>
+                <w:rFonts w:ascii="Segoe UI" w:eastAsia="Segoe UI" w:hAnsi="Segoe UI" w:cs="Segoe UI" w:hint="default"/>
                 <w:i w:val="0"/>
                 <w:iCs w:val="0"/>
                 <w:caps w:val="0"/>
@@ -2190,13 +2114,13 @@
                 <w:spacing w:val="0"/>
                 <w:sz w:val="18"/>
                 <w:szCs w:val="18"/>
-                <w:shd w:val="clear" w:fill="FFFFFF"/>
+                <w:shd w:val="clear" w:color="auto" w:fill="FFFFFF"/>
               </w:rPr>
               <w:t>：立即为相关复杂查询语句添加临时索引，并在15:00业务低峰期执行，使页面加载时间恢复到5秒内。</w:t>
             </w:r>
             <w:r>
               <w:rPr>
-                <w:rFonts w:hint="default" w:ascii="Segoe UI" w:hAnsi="Segoe UI" w:eastAsia="Segoe UI" w:cs="Segoe UI"/>
+                <w:rFonts w:ascii="Segoe UI" w:eastAsia="Segoe UI" w:hAnsi="Segoe UI" w:cs="Segoe UI" w:hint="default"/>
                 <w:i w:val="0"/>
                 <w:iCs w:val="0"/>
                 <w:caps w:val="0"/>
@@ -2204,13 +2128,13 @@
                 <w:spacing w:val="0"/>
                 <w:sz w:val="18"/>
                 <w:szCs w:val="18"/>
-                <w:shd w:val="clear" w:fill="FFFFFF"/>
-              </w:rPr>
-              <w:br w:type="textWrapping"/>
-            </w:r>
-            <w:r>
-              <w:rPr>
-                <w:rFonts w:hint="eastAsia" w:ascii="Segoe UI" w:hAnsi="Segoe UI" w:eastAsia="宋体" w:cs="Segoe UI"/>
+                <w:shd w:val="clear" w:color="auto" w:fill="FFFFFF"/>
+              </w:rPr>
+              <w:br/>
+            </w:r>
+            <w:r>
+              <w:rPr>
+                <w:rFonts w:ascii="Segoe UI" w:eastAsia="宋体" w:hAnsi="Segoe UI" w:cs="Segoe UI" w:hint="eastAsia"/>
                 <w:i w:val="0"/>
                 <w:iCs w:val="0"/>
                 <w:caps w:val="0"/>
@@ -2218,14 +2142,14 @@
                 <w:spacing w:val="0"/>
                 <w:sz w:val="18"/>
                 <w:szCs w:val="18"/>
-                <w:shd w:val="clear" w:fill="FFFFFF"/>
+                <w:shd w:val="clear" w:color="auto" w:fill="FFFFFF"/>
                 <w:lang w:val="en-US" w:eastAsia="zh-CN"/>
               </w:rPr>
               <w:t>2</w:t>
             </w:r>
             <w:r>
               <w:rPr>
-                <w:rFonts w:hint="default" w:ascii="Segoe UI" w:hAnsi="Segoe UI" w:eastAsia="Segoe UI" w:cs="Segoe UI"/>
+                <w:rFonts w:ascii="Segoe UI" w:eastAsia="Segoe UI" w:hAnsi="Segoe UI" w:cs="Segoe UI" w:hint="default"/>
                 <w:i w:val="0"/>
                 <w:iCs w:val="0"/>
                 <w:caps w:val="0"/>
@@ -2233,14 +2157,14 @@
                 <w:spacing w:val="0"/>
                 <w:sz w:val="18"/>
                 <w:szCs w:val="18"/>
-                <w:shd w:val="clear" w:fill="FFFFFF"/>
+                <w:shd w:val="clear" w:color="auto" w:fill="FFFFFF"/>
               </w:rPr>
               <w:t> </w:t>
             </w:r>
             <w:r>
               <w:rPr>
-                <w:rStyle w:val="21"/>
-                <w:rFonts w:hint="default" w:ascii="Segoe UI" w:hAnsi="Segoe UI" w:eastAsia="Segoe UI" w:cs="Segoe UI"/>
+                <w:rStyle w:val="Strong"/>
+                <w:rFonts w:ascii="Segoe UI" w:eastAsia="Segoe UI" w:hAnsi="Segoe UI" w:cs="Segoe UI" w:hint="default"/>
                 <w:b/>
                 <w:bCs/>
                 <w:i w:val="0"/>
@@ -2250,13 +2174,13 @@
                 <w:spacing w:val="0"/>
                 <w:sz w:val="18"/>
                 <w:szCs w:val="18"/>
-                <w:shd w:val="clear" w:fill="FFFFFF"/>
+                <w:shd w:val="clear" w:color="auto" w:fill="FFFFFF"/>
               </w:rPr>
               <w:t>根本解决</w:t>
             </w:r>
             <w:r>
               <w:rPr>
-                <w:rFonts w:hint="default" w:ascii="Segoe UI" w:hAnsi="Segoe UI" w:eastAsia="Segoe UI" w:cs="Segoe UI"/>
+                <w:rFonts w:ascii="Segoe UI" w:eastAsia="Segoe UI" w:hAnsi="Segoe UI" w:cs="Segoe UI" w:hint="default"/>
                 <w:i w:val="0"/>
                 <w:iCs w:val="0"/>
                 <w:caps w:val="0"/>
@@ -2264,7 +2188,7 @@
                 <w:spacing w:val="0"/>
                 <w:sz w:val="18"/>
                 <w:szCs w:val="18"/>
-                <w:shd w:val="clear" w:fill="FFFFFF"/>
+                <w:shd w:val="clear" w:color="auto" w:fill="FFFFFF"/>
               </w:rPr>
               <w:t>：提交性能优化方案，经甲方确认后，于本周系统维护窗口对相关数据模型和查询逻辑进行重构。</w:t>
             </w:r>
@@ -2273,14 +2197,9 @@
       </w:tr>
       <w:tr>
         <w:tblPrEx>
-          <w:tblBorders>
-            <w:top w:val="single" w:color="auto" w:sz="4" w:space="0"/>
-            <w:left w:val="single" w:color="auto" w:sz="4" w:space="0"/>
-            <w:bottom w:val="single" w:color="auto" w:sz="4" w:space="0"/>
-            <w:right w:val="single" w:color="auto" w:sz="4" w:space="0"/>
-            <w:insideH w:val="single" w:color="auto" w:sz="4" w:space="0"/>
-            <w:insideV w:val="single" w:color="auto" w:sz="4" w:space="0"/>
-          </w:tblBorders>
+          <w:tblW w:w="9650" w:type="dxa"/>
+          <w:tblInd w:w="108" w:type="dxa"/>
+          <w:tblLayout w:type="fixed"/>
           <w:tblCellMar>
             <w:top w:w="0" w:type="dxa"/>
             <w:left w:w="108" w:type="dxa"/>
@@ -2289,7 +2208,7 @@
           </w:tblCellMar>
         </w:tblPrEx>
         <w:trPr>
-          <w:trHeight w:val="376" w:hRule="atLeast"/>
+          <w:trHeight w:val="376"/>
         </w:trPr>
         <w:tc>
           <w:tcPr>
@@ -2313,7 +2232,7 @@
             </w:pPr>
             <w:r>
               <w:rPr>
-                <w:rFonts w:hint="eastAsia" w:ascii="宋体" w:hAnsi="宋体" w:cs="宋体"/>
+                <w:rFonts w:ascii="宋体" w:hAnsi="宋体" w:cs="宋体" w:hint="eastAsia"/>
                 <w:b/>
                 <w:bCs/>
                 <w:color w:val="000000"/>
@@ -2335,7 +2254,7 @@
               <w:widowControl/>
               <w:spacing w:after="0"/>
               <w:rPr>
-                <w:rFonts w:hint="eastAsia" w:ascii="宋体" w:hAnsi="宋体" w:eastAsia="宋体" w:cs="宋体"/>
+                <w:rFonts w:ascii="宋体" w:eastAsia="宋体" w:hAnsi="宋体" w:cs="宋体" w:hint="eastAsia"/>
                 <w:iCs/>
                 <w:color w:val="000000"/>
                 <w:kern w:val="0"/>
@@ -2345,7 +2264,7 @@
             </w:pPr>
             <w:r>
               <w:rPr>
-                <w:rFonts w:hint="eastAsia" w:ascii="宋体" w:hAnsi="宋体" w:cs="宋体"/>
+                <w:rFonts w:ascii="宋体" w:hAnsi="宋体" w:cs="宋体" w:hint="eastAsia"/>
                 <w:iCs/>
                 <w:color w:val="000000"/>
                 <w:kern w:val="0"/>
@@ -2355,7 +2274,7 @@
             </w:r>
             <w:r>
               <w:rPr>
-                <w:rFonts w:hint="eastAsia" w:ascii="宋体" w:hAnsi="宋体" w:cs="宋体"/>
+                <w:rFonts w:ascii="宋体" w:hAnsi="宋体" w:cs="宋体" w:hint="eastAsia"/>
                 <w:iCs/>
                 <w:color w:val="000000"/>
                 <w:kern w:val="0"/>
@@ -2388,7 +2307,7 @@
             </w:pPr>
             <w:r>
               <w:rPr>
-                <w:rFonts w:hint="eastAsia" w:ascii="宋体" w:hAnsi="宋体" w:cs="宋体"/>
+                <w:rFonts w:ascii="宋体" w:hAnsi="宋体" w:cs="宋体" w:hint="eastAsia"/>
                 <w:b/>
                 <w:bCs/>
                 <w:color w:val="000000"/>
@@ -2411,7 +2330,7 @@
               <w:widowControl/>
               <w:spacing w:after="0"/>
               <w:rPr>
-                <w:rFonts w:hint="default" w:ascii="宋体" w:hAnsi="宋体" w:eastAsia="宋体" w:cs="宋体"/>
+                <w:rFonts w:ascii="宋体" w:eastAsia="宋体" w:hAnsi="宋体" w:cs="宋体" w:hint="default"/>
                 <w:iCs/>
                 <w:color w:val="000000"/>
                 <w:kern w:val="0"/>
@@ -2421,7 +2340,7 @@
             </w:pPr>
             <w:r>
               <w:rPr>
-                <w:rFonts w:hint="eastAsia" w:ascii="宋体" w:hAnsi="宋体" w:cs="宋体"/>
+                <w:rFonts w:ascii="宋体" w:hAnsi="宋体" w:cs="宋体" w:hint="eastAsia"/>
                 <w:iCs/>
                 <w:color w:val="000000"/>
                 <w:kern w:val="0"/>
@@ -2438,7 +2357,7 @@
     </w:tbl>
     <w:p>
       <w:pPr>
-        <w:pStyle w:val="38"/>
+        <w:pStyle w:val="1"/>
         <w:ind w:firstLine="0" w:firstLineChars="0"/>
         <w:rPr>
           <w:rFonts w:hint="eastAsia"/>
@@ -2446,73 +2365,23 @@
       </w:pPr>
     </w:p>
     <w:sectPr>
-      <w:headerReference r:id="rId5" w:type="default"/>
+      <w:headerReference w:type="default" r:id="rId4"/>
       <w:pgSz w:w="11906" w:h="16838"/>
       <w:pgMar w:top="1701" w:right="1134" w:bottom="1701" w:left="1134" w:header="851" w:footer="992" w:gutter="0"/>
-      <w:cols w:space="425" w:num="1"/>
+      <w:cols w:num="1" w:space="425"/>
       <w:docGrid w:type="lines" w:linePitch="312" w:charSpace="0"/>
     </w:sectPr>
   </w:body>
 </w:document>
 </file>
 
-<file path=word/endnotes.xml><?xml version="1.0" encoding="utf-8"?>
-<w:endnotes xmlns:wpc="http://schemas.microsoft.com/office/word/2010/wordprocessingCanvas" xmlns:mc="http://schemas.openxmlformats.org/markup-compatibility/2006" xmlns:o="urn:schemas-microsoft-com:office:office" xmlns:r="http://schemas.openxmlformats.org/officeDocument/2006/relationships" xmlns:m="http://schemas.openxmlformats.org/officeDocument/2006/math" xmlns:v="urn:schemas-microsoft-com:vml" xmlns:wp14="http://schemas.microsoft.com/office/word/2010/wordprocessingDrawing" xmlns:wp="http://schemas.openxmlformats.org/drawingml/2006/wordprocessingDrawing" xmlns:w="http://schemas.openxmlformats.org/wordprocessingml/2006/main" xmlns:w14="http://schemas.microsoft.com/office/word/2010/wordml" xmlns:w15="http://schemas.microsoft.com/office/word/2012/wordml" xmlns:w10="urn:schemas-microsoft-com:office:word" xmlns:wpg="http://schemas.microsoft.com/office/word/2010/wordprocessingGroup" xmlns:wpi="http://schemas.microsoft.com/office/word/2010/wordprocessingInk" xmlns:wne="http://schemas.microsoft.com/office/word/2006/wordml" xmlns:wps="http://schemas.microsoft.com/office/word/2010/wordprocessingShape" xmlns:wpsCustomData="http://www.wps.cn/officeDocument/2013/wpsCustomData" mc:Ignorable="w14 w15 wp14">
-  <w:endnote w:type="separator" w:id="0">
-    <w:p>
-      <w:pPr>
-        <w:spacing w:line="240" w:lineRule="auto"/>
-      </w:pPr>
-      <w:r>
-        <w:separator/>
-      </w:r>
-    </w:p>
-  </w:endnote>
-  <w:endnote w:type="continuationSeparator" w:id="1">
-    <w:p>
-      <w:pPr>
-        <w:spacing w:line="240" w:lineRule="auto"/>
-      </w:pPr>
-      <w:r>
-        <w:continuationSeparator/>
-      </w:r>
-    </w:p>
-  </w:endnote>
-</w:endnotes>
-</file>
-
-<file path=word/footnotes.xml><?xml version="1.0" encoding="utf-8"?>
-<w:footnotes xmlns:wpc="http://schemas.microsoft.com/office/word/2010/wordprocessingCanvas" xmlns:mc="http://schemas.openxmlformats.org/markup-compatibility/2006" xmlns:o="urn:schemas-microsoft-com:office:office" xmlns:r="http://schemas.openxmlformats.org/officeDocument/2006/relationships" xmlns:m="http://schemas.openxmlformats.org/officeDocument/2006/math" xmlns:v="urn:schemas-microsoft-com:vml" xmlns:wp14="http://schemas.microsoft.com/office/word/2010/wordprocessingDrawing" xmlns:wp="http://schemas.openxmlformats.org/drawingml/2006/wordprocessingDrawing" xmlns:w="http://schemas.openxmlformats.org/wordprocessingml/2006/main" xmlns:w14="http://schemas.microsoft.com/office/word/2010/wordml" xmlns:w15="http://schemas.microsoft.com/office/word/2012/wordml" xmlns:w10="urn:schemas-microsoft-com:office:word" xmlns:wpg="http://schemas.microsoft.com/office/word/2010/wordprocessingGroup" xmlns:wpi="http://schemas.microsoft.com/office/word/2010/wordprocessingInk" xmlns:wne="http://schemas.microsoft.com/office/word/2006/wordml" xmlns:wps="http://schemas.microsoft.com/office/word/2010/wordprocessingShape" xmlns:wpsCustomData="http://www.wps.cn/officeDocument/2013/wpsCustomData" mc:Ignorable="w14 w15 wp14">
-  <w:footnote w:type="separator" w:id="0">
-    <w:p>
-      <w:pPr>
-        <w:spacing w:before="0" w:after="0" w:line="276" w:lineRule="auto"/>
-      </w:pPr>
-      <w:r>
-        <w:separator/>
-      </w:r>
-    </w:p>
-  </w:footnote>
-  <w:footnote w:type="continuationSeparator" w:id="1">
-    <w:p>
-      <w:pPr>
-        <w:spacing w:before="0" w:after="0" w:line="276" w:lineRule="auto"/>
-      </w:pPr>
-      <w:r>
-        <w:continuationSeparator/>
-      </w:r>
-    </w:p>
-  </w:footnote>
-</w:footnotes>
-</file>
-
 <file path=word/header1.xml><?xml version="1.0" encoding="utf-8"?>
-<w:hdr xmlns:wpc="http://schemas.microsoft.com/office/word/2010/wordprocessingCanvas" xmlns:mc="http://schemas.openxmlformats.org/markup-compatibility/2006" xmlns:o="urn:schemas-microsoft-com:office:office" xmlns:r="http://schemas.openxmlformats.org/officeDocument/2006/relationships" xmlns:m="http://schemas.openxmlformats.org/officeDocument/2006/math" xmlns:v="urn:schemas-microsoft-com:vml" xmlns:wp14="http://schemas.microsoft.com/office/word/2010/wordprocessingDrawing" xmlns:wp="http://schemas.openxmlformats.org/drawingml/2006/wordprocessingDrawing" xmlns:w10="urn:schemas-microsoft-com:office:word" xmlns:w="http://schemas.openxmlformats.org/wordprocessingml/2006/main" xmlns:w14="http://schemas.microsoft.com/office/word/2010/wordml" xmlns:w15="http://schemas.microsoft.com/office/word/2012/wordml" xmlns:wpg="http://schemas.microsoft.com/office/word/2010/wordprocessingGroup" xmlns:wpi="http://schemas.microsoft.com/office/word/2010/wordprocessingInk" xmlns:wne="http://schemas.microsoft.com/office/word/2006/wordml" xmlns:wps="http://schemas.microsoft.com/office/word/2010/wordprocessingShape" xmlns:wpsCustomData="http://www.wps.cn/officeDocument/2013/wpsCustomData" mc:Ignorable="w14 w15 wp14">
+<w:hdr xmlns:wpc="http://schemas.microsoft.com/office/word/2010/wordprocessingCanvas" xmlns:mc="http://schemas.openxmlformats.org/markup-compatibility/2006" xmlns:o="urn:schemas-microsoft-com:office:office" xmlns:r="http://schemas.openxmlformats.org/officeDocument/2006/relationships" xmlns:m="http://schemas.openxmlformats.org/officeDocument/2006/math" xmlns:v="urn:schemas-microsoft-com:vml" xmlns:wp14="http://schemas.microsoft.com/office/word/2010/wordprocessingDrawing" xmlns:wp="http://schemas.openxmlformats.org/drawingml/2006/wordprocessingDrawing" xmlns:w10="urn:schemas-microsoft-com:office:word" xmlns:w="http://schemas.openxmlformats.org/wordprocessingml/2006/main" xmlns:w14="http://schemas.microsoft.com/office/word/2010/wordml" xmlns:w15="http://schemas.microsoft.com/office/word/2012/wordml" xmlns:wne="http://schemas.microsoft.com/office/word/2006/wordml" xmlns:wpg="http://schemas.microsoft.com/office/word/2010/wordprocessingGroup" xmlns:wpi="http://schemas.microsoft.com/office/word/2010/wordprocessingInk" xmlns:wps="http://schemas.microsoft.com/office/word/2010/wordprocessingShape" mc:Ignorable="w14 w15 wp14">
   <w:p>
     <w:pPr>
-      <w:pStyle w:val="15"/>
+      <w:pStyle w:val="Header"/>
       <w:pBdr>
-        <w:bottom w:val="none" w:color="auto" w:sz="0" w:space="0"/>
+        <w:bottom w:val="nil"/>
       </w:pBdr>
     </w:pPr>
     <w:r>
@@ -2526,15 +2395,15 @@
 </file>
 
 <file path=word/numbering.xml><?xml version="1.0" encoding="utf-8"?>
-<w:numbering xmlns:wpc="http://schemas.microsoft.com/office/word/2010/wordprocessingCanvas" xmlns:mc="http://schemas.openxmlformats.org/markup-compatibility/2006" xmlns:o="urn:schemas-microsoft-com:office:office" xmlns:r="http://schemas.openxmlformats.org/officeDocument/2006/relationships" xmlns:m="http://schemas.openxmlformats.org/officeDocument/2006/math" xmlns:v="urn:schemas-microsoft-com:vml" xmlns:wp14="http://schemas.microsoft.com/office/word/2010/wordprocessingDrawing" xmlns:wp="http://schemas.openxmlformats.org/drawingml/2006/wordprocessingDrawing" xmlns:w10="urn:schemas-microsoft-com:office:word" xmlns:w="http://schemas.openxmlformats.org/wordprocessingml/2006/main" xmlns:w14="http://schemas.microsoft.com/office/word/2010/wordml" xmlns:wpg="http://schemas.microsoft.com/office/word/2010/wordprocessingGroup" xmlns:wpi="http://schemas.microsoft.com/office/word/2010/wordprocessingInk" xmlns:wne="http://schemas.microsoft.com/office/word/2006/wordml" xmlns:wps="http://schemas.microsoft.com/office/word/2010/wordprocessingShape" xmlns:wpsCustomData="http://www.wps.cn/officeDocument/2013/wpsCustomData" mc:Ignorable="w14 wp14">
+<w:numbering xmlns:wpc="http://schemas.microsoft.com/office/word/2010/wordprocessingCanvas" xmlns:mc="http://schemas.openxmlformats.org/markup-compatibility/2006" xmlns:o="urn:schemas-microsoft-com:office:office" xmlns:r="http://schemas.openxmlformats.org/officeDocument/2006/relationships" xmlns:m="http://schemas.openxmlformats.org/officeDocument/2006/math" xmlns:v="urn:schemas-microsoft-com:vml" xmlns:wp14="http://schemas.microsoft.com/office/word/2010/wordprocessingDrawing" xmlns:wp="http://schemas.openxmlformats.org/drawingml/2006/wordprocessingDrawing" xmlns:w10="urn:schemas-microsoft-com:office:word" xmlns:w="http://schemas.openxmlformats.org/wordprocessingml/2006/main" xmlns:w14="http://schemas.microsoft.com/office/word/2010/wordml" xmlns:w15="http://schemas.microsoft.com/office/word/2012/wordml" xmlns:wne="http://schemas.microsoft.com/office/word/2006/wordml" xmlns:wpg="http://schemas.microsoft.com/office/word/2010/wordprocessingGroup" xmlns:wpi="http://schemas.microsoft.com/office/word/2010/wordprocessingInk" xmlns:wps="http://schemas.microsoft.com/office/word/2010/wordprocessingShape" mc:Ignorable="w14 w15 wp14">
   <w:abstractNum w:abstractNumId="0">
     <w:nsid w:val="57B1BE3F"/>
     <w:multiLevelType w:val="multilevel"/>
     <w:tmpl w:val="57B1BE3F"/>
-    <w:lvl w:ilvl="0" w:tentative="0">
+    <w:lvl w:ilvl="0">
       <w:start w:val="1"/>
       <w:numFmt w:val="decimal"/>
-      <w:pStyle w:val="2"/>
+      <w:pStyle w:val="Heading1"/>
       <w:lvlText w:val="%1."/>
       <w:lvlJc w:val="left"/>
       <w:pPr>
@@ -2547,10 +2416,10 @@
         <w:rFonts w:hint="default"/>
       </w:rPr>
     </w:lvl>
-    <w:lvl w:ilvl="1" w:tentative="0">
+    <w:lvl w:ilvl="1">
       <w:start w:val="1"/>
       <w:numFmt w:val="decimal"/>
-      <w:pStyle w:val="3"/>
+      <w:pStyle w:val="Heading2"/>
       <w:lvlText w:val="%1.%2."/>
       <w:lvlJc w:val="left"/>
       <w:pPr>
@@ -2563,10 +2432,10 @@
         <w:rFonts w:hint="default"/>
       </w:rPr>
     </w:lvl>
-    <w:lvl w:ilvl="2" w:tentative="0">
+    <w:lvl w:ilvl="2">
       <w:start w:val="1"/>
       <w:numFmt w:val="decimal"/>
-      <w:pStyle w:val="4"/>
+      <w:pStyle w:val="Heading3"/>
       <w:lvlText w:val="%1.%2.%3."/>
       <w:lvlJc w:val="left"/>
       <w:pPr>
@@ -2579,10 +2448,10 @@
         <w:rFonts w:hint="default"/>
       </w:rPr>
     </w:lvl>
-    <w:lvl w:ilvl="3" w:tentative="0">
+    <w:lvl w:ilvl="3">
       <w:start w:val="1"/>
       <w:numFmt w:val="decimal"/>
-      <w:pStyle w:val="5"/>
+      <w:pStyle w:val="Heading4"/>
       <w:lvlText w:val="%1.%2.%3.%4."/>
       <w:lvlJc w:val="left"/>
       <w:pPr>
@@ -2595,10 +2464,10 @@
         <w:rFonts w:hint="default"/>
       </w:rPr>
     </w:lvl>
-    <w:lvl w:ilvl="4" w:tentative="0">
+    <w:lvl w:ilvl="4">
       <w:start w:val="1"/>
       <w:numFmt w:val="decimal"/>
-      <w:pStyle w:val="6"/>
+      <w:pStyle w:val="Heading5"/>
       <w:lvlText w:val="%1.%2.%3.%4.%5."/>
       <w:lvlJc w:val="left"/>
       <w:pPr>
@@ -2611,10 +2480,10 @@
         <w:rFonts w:hint="default"/>
       </w:rPr>
     </w:lvl>
-    <w:lvl w:ilvl="5" w:tentative="0">
+    <w:lvl w:ilvl="5">
       <w:start w:val="1"/>
       <w:numFmt w:val="decimal"/>
-      <w:pStyle w:val="7"/>
+      <w:pStyle w:val="Heading6"/>
       <w:lvlText w:val="%1.%2.%3.%4.%5.%6."/>
       <w:lvlJc w:val="left"/>
       <w:pPr>
@@ -2627,10 +2496,10 @@
         <w:rFonts w:hint="default"/>
       </w:rPr>
     </w:lvl>
-    <w:lvl w:ilvl="6" w:tentative="0">
+    <w:lvl w:ilvl="6">
       <w:start w:val="1"/>
       <w:numFmt w:val="decimal"/>
-      <w:pStyle w:val="8"/>
+      <w:pStyle w:val="Heading7"/>
       <w:lvlText w:val="%1.%2.%3.%4.%5.%6.%7."/>
       <w:lvlJc w:val="left"/>
       <w:pPr>
@@ -2643,10 +2512,10 @@
         <w:rFonts w:hint="default"/>
       </w:rPr>
     </w:lvl>
-    <w:lvl w:ilvl="7" w:tentative="0">
+    <w:lvl w:ilvl="7">
       <w:start w:val="1"/>
       <w:numFmt w:val="decimal"/>
-      <w:pStyle w:val="9"/>
+      <w:pStyle w:val="Heading8"/>
       <w:lvlText w:val="%1.%2.%3.%4.%5.%6.%7.%8."/>
       <w:lvlJc w:val="left"/>
       <w:pPr>
@@ -2659,10 +2528,10 @@
         <w:rFonts w:hint="default"/>
       </w:rPr>
     </w:lvl>
-    <w:lvl w:ilvl="8" w:tentative="0">
+    <w:lvl w:ilvl="8">
       <w:start w:val="1"/>
       <w:numFmt w:val="decimal"/>
-      <w:pStyle w:val="10"/>
+      <w:pStyle w:val="Heading9"/>
       <w:lvlText w:val="%1.%2.%3.%4.%5.%6.%7.%8.%9."/>
       <w:lvlJc w:val="left"/>
       <w:pPr>
@@ -2683,289 +2552,287 @@
 </file>
 
 <file path=word/styles.xml><?xml version="1.0" encoding="utf-8"?>
-<w:styles xmlns:mc="http://schemas.openxmlformats.org/markup-compatibility/2006" xmlns:o="urn:schemas-microsoft-com:office:office" xmlns:r="http://schemas.openxmlformats.org/officeDocument/2006/relationships" xmlns:m="http://schemas.openxmlformats.org/officeDocument/2006/math" xmlns:v="urn:schemas-microsoft-com:vml" xmlns:w="http://schemas.openxmlformats.org/wordprocessingml/2006/main" xmlns:w14="http://schemas.microsoft.com/office/word/2010/wordml" xmlns:w10="urn:schemas-microsoft-com:office:word" xmlns:sl="http://schemas.openxmlformats.org/schemaLibrary/2006/main" xmlns:wpsCustomData="http://www.wps.cn/officeDocument/2013/wpsCustomData" mc:Ignorable="w14">
+<w:styles xmlns:mc="http://schemas.openxmlformats.org/markup-compatibility/2006" xmlns:r="http://schemas.openxmlformats.org/officeDocument/2006/relationships" xmlns:w="http://schemas.openxmlformats.org/wordprocessingml/2006/main" xmlns:w14="http://schemas.microsoft.com/office/word/2010/wordml" xmlns:w15="http://schemas.microsoft.com/office/word/2012/wordml" mc:Ignorable="w14 w15">
   <w:docDefaults>
     <w:rPrDefault>
       <w:rPr>
-        <w:rFonts w:ascii="Times New Roman" w:hAnsi="Times New Roman" w:eastAsia="宋体" w:cs="Times New Roman"/>
+        <w:rFonts w:ascii="Times New Roman" w:eastAsia="宋体" w:hAnsi="Times New Roman" w:cs="Times New Roman"/>
       </w:rPr>
     </w:rPrDefault>
     <w:pPrDefault/>
   </w:docDefaults>
-  <w:latentStyles w:count="260" w:defQFormat="0" w:defUnhideWhenUsed="1" w:defSemiHidden="1" w:defUIPriority="99" w:defLockedState="0">
-    <w:lsdException w:qFormat="1" w:unhideWhenUsed="0" w:uiPriority="0" w:semiHidden="0" w:name="Normal"/>
-    <w:lsdException w:qFormat="1" w:unhideWhenUsed="0" w:uiPriority="99" w:semiHidden="0" w:name="heading 1"/>
-    <w:lsdException w:qFormat="1" w:unhideWhenUsed="0" w:uiPriority="99" w:semiHidden="0" w:name="heading 2"/>
-    <w:lsdException w:qFormat="1" w:unhideWhenUsed="0" w:uiPriority="99" w:semiHidden="0" w:name="heading 3"/>
-    <w:lsdException w:qFormat="1" w:unhideWhenUsed="0" w:uiPriority="99" w:semiHidden="0" w:name="heading 4"/>
-    <w:lsdException w:qFormat="1" w:unhideWhenUsed="0" w:uiPriority="99" w:semiHidden="0" w:name="heading 5"/>
-    <w:lsdException w:qFormat="1" w:unhideWhenUsed="0" w:uiPriority="99" w:semiHidden="0" w:name="heading 6"/>
-    <w:lsdException w:qFormat="1" w:unhideWhenUsed="0" w:uiPriority="99" w:semiHidden="0" w:name="heading 7"/>
-    <w:lsdException w:qFormat="1" w:unhideWhenUsed="0" w:uiPriority="99" w:semiHidden="0" w:name="heading 8"/>
-    <w:lsdException w:qFormat="1" w:unhideWhenUsed="0" w:uiPriority="99" w:semiHidden="0" w:name="heading 9"/>
-    <w:lsdException w:uiPriority="99" w:name="index 1" w:locked="1"/>
-    <w:lsdException w:uiPriority="99" w:name="index 2" w:locked="1"/>
-    <w:lsdException w:uiPriority="99" w:name="index 3" w:locked="1"/>
-    <w:lsdException w:uiPriority="99" w:name="index 4" w:locked="1"/>
-    <w:lsdException w:uiPriority="99" w:name="index 5" w:locked="1"/>
-    <w:lsdException w:uiPriority="99" w:name="index 6" w:locked="1"/>
-    <w:lsdException w:uiPriority="99" w:name="index 7" w:locked="1"/>
-    <w:lsdException w:uiPriority="99" w:name="index 8" w:locked="1"/>
-    <w:lsdException w:uiPriority="99" w:name="index 9" w:locked="1"/>
-    <w:lsdException w:qFormat="1" w:unhideWhenUsed="0" w:uiPriority="99" w:semiHidden="0" w:name="toc 1"/>
-    <w:lsdException w:qFormat="1" w:unhideWhenUsed="0" w:uiPriority="99" w:semiHidden="0" w:name="toc 2"/>
-    <w:lsdException w:qFormat="1" w:unhideWhenUsed="0" w:uiPriority="99" w:semiHidden="0" w:name="toc 3"/>
-    <w:lsdException w:unhideWhenUsed="0" w:uiPriority="0" w:semiHidden="0" w:name="toc 4"/>
-    <w:lsdException w:unhideWhenUsed="0" w:uiPriority="0" w:semiHidden="0" w:name="toc 5"/>
-    <w:lsdException w:unhideWhenUsed="0" w:uiPriority="0" w:semiHidden="0" w:name="toc 6"/>
-    <w:lsdException w:unhideWhenUsed="0" w:uiPriority="0" w:semiHidden="0" w:name="toc 7"/>
-    <w:lsdException w:unhideWhenUsed="0" w:uiPriority="0" w:semiHidden="0" w:name="toc 8"/>
-    <w:lsdException w:unhideWhenUsed="0" w:uiPriority="0" w:semiHidden="0" w:name="toc 9"/>
-    <w:lsdException w:uiPriority="99" w:name="Normal Indent" w:locked="1"/>
-    <w:lsdException w:uiPriority="99" w:name="footnote text" w:locked="1"/>
-    <w:lsdException w:uiPriority="99" w:name="annotation text" w:locked="1"/>
-    <w:lsdException w:qFormat="1" w:unhideWhenUsed="0" w:uiPriority="99" w:name="header"/>
-    <w:lsdException w:qFormat="1" w:unhideWhenUsed="0" w:uiPriority="99" w:semiHidden="0" w:name="footer"/>
-    <w:lsdException w:uiPriority="99" w:name="index heading" w:locked="1"/>
-    <w:lsdException w:qFormat="1" w:uiPriority="0" w:name="caption"/>
-    <w:lsdException w:uiPriority="99" w:name="table of figures" w:locked="1"/>
-    <w:lsdException w:uiPriority="99" w:name="envelope address" w:locked="1"/>
-    <w:lsdException w:uiPriority="99" w:name="envelope return" w:locked="1"/>
-    <w:lsdException w:uiPriority="99" w:name="footnote reference" w:locked="1"/>
-    <w:lsdException w:uiPriority="99" w:name="annotation reference" w:locked="1"/>
-    <w:lsdException w:uiPriority="99" w:name="line number" w:locked="1"/>
-    <w:lsdException w:uiPriority="99" w:name="page number" w:locked="1"/>
-    <w:lsdException w:uiPriority="99" w:name="endnote reference" w:locked="1"/>
-    <w:lsdException w:uiPriority="99" w:name="endnote text" w:locked="1"/>
-    <w:lsdException w:uiPriority="99" w:name="table of authorities" w:locked="1"/>
-    <w:lsdException w:uiPriority="99" w:name="macro" w:locked="1"/>
-    <w:lsdException w:uiPriority="99" w:name="toa heading" w:locked="1"/>
-    <w:lsdException w:uiPriority="99" w:name="List" w:locked="1"/>
-    <w:lsdException w:uiPriority="99" w:name="List Bullet" w:locked="1"/>
-    <w:lsdException w:uiPriority="99" w:name="List Number" w:locked="1"/>
-    <w:lsdException w:uiPriority="99" w:name="List 2" w:locked="1"/>
-    <w:lsdException w:uiPriority="99" w:name="List 3" w:locked="1"/>
-    <w:lsdException w:uiPriority="99" w:name="List 4" w:locked="1"/>
-    <w:lsdException w:uiPriority="99" w:name="List 5" w:locked="1"/>
-    <w:lsdException w:uiPriority="99" w:name="List Bullet 2" w:locked="1"/>
-    <w:lsdException w:uiPriority="99" w:name="List Bullet 3" w:locked="1"/>
-    <w:lsdException w:uiPriority="99" w:name="List Bullet 4" w:locked="1"/>
-    <w:lsdException w:uiPriority="99" w:name="List Bullet 5" w:locked="1"/>
-    <w:lsdException w:uiPriority="99" w:name="List Number 2" w:locked="1"/>
-    <w:lsdException w:uiPriority="99" w:name="List Number 3" w:locked="1"/>
-    <w:lsdException w:uiPriority="99" w:name="List Number 4" w:locked="1"/>
-    <w:lsdException w:uiPriority="99" w:name="List Number 5" w:locked="1"/>
-    <w:lsdException w:qFormat="1" w:unhideWhenUsed="0" w:uiPriority="0" w:semiHidden="0" w:name="Title"/>
-    <w:lsdException w:uiPriority="99" w:name="Closing" w:locked="1"/>
-    <w:lsdException w:uiPriority="99" w:name="Signature" w:locked="1"/>
-    <w:lsdException w:qFormat="1" w:uiPriority="1" w:name="Default Paragraph Font"/>
-    <w:lsdException w:uiPriority="99" w:name="Body Text" w:locked="1"/>
-    <w:lsdException w:uiPriority="99" w:name="Body Text Indent" w:locked="1"/>
-    <w:lsdException w:uiPriority="99" w:name="List Continue" w:locked="1"/>
-    <w:lsdException w:uiPriority="99" w:name="List Continue 2" w:locked="1"/>
-    <w:lsdException w:uiPriority="99" w:name="List Continue 3" w:locked="1"/>
-    <w:lsdException w:uiPriority="99" w:name="List Continue 4" w:locked="1"/>
-    <w:lsdException w:uiPriority="99" w:name="List Continue 5" w:locked="1"/>
-    <w:lsdException w:uiPriority="99" w:name="Message Header" w:locked="1"/>
-    <w:lsdException w:qFormat="1" w:unhideWhenUsed="0" w:uiPriority="0" w:semiHidden="0" w:name="Subtitle"/>
-    <w:lsdException w:uiPriority="99" w:name="Salutation" w:locked="1"/>
-    <w:lsdException w:uiPriority="99" w:name="Date" w:locked="1"/>
-    <w:lsdException w:uiPriority="99" w:name="Body Text First Indent" w:locked="1"/>
-    <w:lsdException w:uiPriority="99" w:name="Body Text First Indent 2" w:locked="1"/>
-    <w:lsdException w:uiPriority="99" w:name="Note Heading"/>
-    <w:lsdException w:uiPriority="99" w:name="Body Text 2" w:locked="1"/>
-    <w:lsdException w:uiPriority="99" w:name="Body Text 3" w:locked="1"/>
-    <w:lsdException w:uiPriority="99" w:name="Body Text Indent 2" w:locked="1"/>
-    <w:lsdException w:uiPriority="99" w:name="Body Text Indent 3" w:locked="1"/>
-    <w:lsdException w:uiPriority="99" w:name="Block Text" w:locked="1"/>
-    <w:lsdException w:qFormat="1" w:unhideWhenUsed="0" w:uiPriority="99" w:semiHidden="0" w:name="Hyperlink"/>
-    <w:lsdException w:uiPriority="99" w:name="FollowedHyperlink" w:locked="1"/>
-    <w:lsdException w:qFormat="1" w:unhideWhenUsed="0" w:uiPriority="0" w:semiHidden="0" w:name="Strong"/>
-    <w:lsdException w:qFormat="1" w:unhideWhenUsed="0" w:uiPriority="0" w:semiHidden="0" w:name="Emphasis"/>
-    <w:lsdException w:qFormat="1" w:unhideWhenUsed="0" w:uiPriority="99" w:name="Document Map"/>
-    <w:lsdException w:uiPriority="99" w:name="Plain Text" w:locked="1"/>
-    <w:lsdException w:uiPriority="99" w:name="E-mail Signature" w:locked="1"/>
-    <w:lsdException w:uiPriority="99" w:name="Normal (Web)" w:locked="1"/>
-    <w:lsdException w:uiPriority="99" w:name="HTML Acronym" w:locked="1"/>
-    <w:lsdException w:uiPriority="99" w:name="HTML Address" w:locked="1"/>
-    <w:lsdException w:uiPriority="99" w:name="HTML Cite" w:locked="1"/>
-    <w:lsdException w:uiPriority="99" w:name="HTML Code" w:locked="1"/>
-    <w:lsdException w:uiPriority="99" w:name="HTML Definition" w:locked="1"/>
-    <w:lsdException w:uiPriority="99" w:name="HTML Keyboard" w:locked="1"/>
-    <w:lsdException w:uiPriority="99" w:name="HTML Preformatted" w:locked="1"/>
-    <w:lsdException w:uiPriority="99" w:name="HTML Sample" w:locked="1"/>
-    <w:lsdException w:uiPriority="99" w:name="HTML Typewriter" w:locked="1"/>
-    <w:lsdException w:uiPriority="99" w:name="HTML Variable" w:locked="1"/>
-    <w:lsdException w:qFormat="1" w:uiPriority="99" w:name="Normal Table"/>
-    <w:lsdException w:uiPriority="99" w:name="annotation subject" w:locked="1"/>
-    <w:lsdException w:uiPriority="99" w:name="Table Simple 1" w:locked="1"/>
-    <w:lsdException w:uiPriority="99" w:name="Table Simple 2" w:locked="1"/>
-    <w:lsdException w:uiPriority="99" w:name="Table Simple 3" w:locked="1"/>
-    <w:lsdException w:uiPriority="99" w:name="Table Classic 1" w:locked="1"/>
-    <w:lsdException w:uiPriority="99" w:name="Table Classic 2" w:locked="1"/>
-    <w:lsdException w:uiPriority="99" w:name="Table Classic 3" w:locked="1"/>
-    <w:lsdException w:uiPriority="99" w:name="Table Classic 4" w:locked="1"/>
-    <w:lsdException w:uiPriority="99" w:name="Table Colorful 1" w:locked="1"/>
-    <w:lsdException w:uiPriority="99" w:name="Table Colorful 2" w:locked="1"/>
-    <w:lsdException w:uiPriority="99" w:name="Table Colorful 3" w:locked="1"/>
-    <w:lsdException w:uiPriority="99" w:name="Table Columns 1" w:locked="1"/>
-    <w:lsdException w:uiPriority="99" w:name="Table Columns 2" w:locked="1"/>
-    <w:lsdException w:uiPriority="99" w:name="Table Columns 3" w:locked="1"/>
-    <w:lsdException w:uiPriority="99" w:name="Table Columns 4" w:locked="1"/>
-    <w:lsdException w:uiPriority="99" w:name="Table Columns 5" w:locked="1"/>
-    <w:lsdException w:uiPriority="99" w:name="Table Grid 1" w:locked="1"/>
-    <w:lsdException w:uiPriority="99" w:name="Table Grid 2" w:locked="1"/>
-    <w:lsdException w:uiPriority="99" w:name="Table Grid 3" w:locked="1"/>
-    <w:lsdException w:uiPriority="99" w:name="Table Grid 4" w:locked="1"/>
-    <w:lsdException w:uiPriority="99" w:name="Table Grid 5" w:locked="1"/>
-    <w:lsdException w:uiPriority="99" w:name="Table Grid 6" w:locked="1"/>
-    <w:lsdException w:uiPriority="99" w:name="Table Grid 7" w:locked="1"/>
-    <w:lsdException w:uiPriority="99" w:name="Table Grid 8" w:locked="1"/>
-    <w:lsdException w:uiPriority="99" w:name="Table List 1" w:locked="1"/>
-    <w:lsdException w:uiPriority="99" w:name="Table List 2" w:locked="1"/>
-    <w:lsdException w:uiPriority="99" w:name="Table List 3" w:locked="1"/>
-    <w:lsdException w:uiPriority="99" w:name="Table List 4" w:locked="1"/>
-    <w:lsdException w:uiPriority="99" w:name="Table List 5" w:locked="1"/>
-    <w:lsdException w:uiPriority="99" w:name="Table List 6" w:locked="1"/>
-    <w:lsdException w:uiPriority="99" w:name="Table List 7" w:locked="1"/>
-    <w:lsdException w:uiPriority="99" w:name="Table List 8" w:locked="1"/>
-    <w:lsdException w:uiPriority="99" w:name="Table 3D effects 1" w:locked="1"/>
-    <w:lsdException w:uiPriority="99" w:name="Table 3D effects 2" w:locked="1"/>
-    <w:lsdException w:uiPriority="99" w:name="Table 3D effects 3" w:locked="1"/>
-    <w:lsdException w:uiPriority="99" w:name="Table Contemporary" w:locked="1"/>
-    <w:lsdException w:uiPriority="99" w:name="Table Elegant" w:locked="1"/>
-    <w:lsdException w:uiPriority="99" w:name="Table Professional" w:locked="1"/>
-    <w:lsdException w:uiPriority="99" w:name="Table Subtle 1" w:locked="1"/>
-    <w:lsdException w:uiPriority="99" w:name="Table Subtle 2" w:locked="1"/>
-    <w:lsdException w:uiPriority="99" w:name="Table Web 1" w:locked="1"/>
-    <w:lsdException w:uiPriority="99" w:name="Table Web 2" w:locked="1"/>
-    <w:lsdException w:uiPriority="99" w:name="Table Web 3" w:locked="1"/>
-    <w:lsdException w:qFormat="1" w:unhideWhenUsed="0" w:uiPriority="99" w:name="Balloon Text"/>
-    <w:lsdException w:qFormat="1" w:unhideWhenUsed="0" w:uiPriority="39" w:semiHidden="0" w:name="Table Grid"/>
-    <w:lsdException w:uiPriority="99" w:name="Table Theme" w:locked="1"/>
-    <w:lsdException w:unhideWhenUsed="0" w:uiPriority="60" w:semiHidden="0" w:name="Light Shading"/>
-    <w:lsdException w:unhideWhenUsed="0" w:uiPriority="61" w:semiHidden="0" w:name="Light List"/>
-    <w:lsdException w:unhideWhenUsed="0" w:uiPriority="62" w:semiHidden="0" w:name="Light Grid"/>
-    <w:lsdException w:unhideWhenUsed="0" w:uiPriority="63" w:semiHidden="0" w:name="Medium Shading 1"/>
-    <w:lsdException w:unhideWhenUsed="0" w:uiPriority="64" w:semiHidden="0" w:name="Medium Shading 2"/>
-    <w:lsdException w:unhideWhenUsed="0" w:uiPriority="65" w:semiHidden="0" w:name="Medium List 1"/>
-    <w:lsdException w:unhideWhenUsed="0" w:uiPriority="66" w:semiHidden="0" w:name="Medium List 2"/>
-    <w:lsdException w:unhideWhenUsed="0" w:uiPriority="67" w:semiHidden="0" w:name="Medium Grid 1"/>
-    <w:lsdException w:unhideWhenUsed="0" w:uiPriority="68" w:semiHidden="0" w:name="Medium Grid 2"/>
-    <w:lsdException w:unhideWhenUsed="0" w:uiPriority="69" w:semiHidden="0" w:name="Medium Grid 3"/>
-    <w:lsdException w:unhideWhenUsed="0" w:uiPriority="70" w:semiHidden="0" w:name="Dark List"/>
-    <w:lsdException w:unhideWhenUsed="0" w:uiPriority="71" w:semiHidden="0" w:name="Colorful Shading"/>
-    <w:lsdException w:unhideWhenUsed="0" w:uiPriority="72" w:semiHidden="0" w:name="Colorful List"/>
-    <w:lsdException w:unhideWhenUsed="0" w:uiPriority="73" w:semiHidden="0" w:name="Colorful Grid"/>
-    <w:lsdException w:unhideWhenUsed="0" w:uiPriority="60" w:semiHidden="0" w:name="Light Shading Accent 1"/>
-    <w:lsdException w:unhideWhenUsed="0" w:uiPriority="61" w:semiHidden="0" w:name="Light List Accent 1"/>
-    <w:lsdException w:unhideWhenUsed="0" w:uiPriority="62" w:semiHidden="0" w:name="Light Grid Accent 1"/>
-    <w:lsdException w:unhideWhenUsed="0" w:uiPriority="63" w:semiHidden="0" w:name="Medium Shading 1 Accent 1"/>
-    <w:lsdException w:unhideWhenUsed="0" w:uiPriority="64" w:semiHidden="0" w:name="Medium Shading 2 Accent 1"/>
-    <w:lsdException w:unhideWhenUsed="0" w:uiPriority="65" w:semiHidden="0" w:name="Medium List 1 Accent 1"/>
-    <w:lsdException w:unhideWhenUsed="0" w:uiPriority="66" w:semiHidden="0" w:name="Medium List 2 Accent 1"/>
-    <w:lsdException w:unhideWhenUsed="0" w:uiPriority="67" w:semiHidden="0" w:name="Medium Grid 1 Accent 1"/>
-    <w:lsdException w:unhideWhenUsed="0" w:uiPriority="68" w:semiHidden="0" w:name="Medium Grid 2 Accent 1"/>
-    <w:lsdException w:unhideWhenUsed="0" w:uiPriority="69" w:semiHidden="0" w:name="Medium Grid 3 Accent 1"/>
-    <w:lsdException w:unhideWhenUsed="0" w:uiPriority="70" w:semiHidden="0" w:name="Dark List Accent 1"/>
-    <w:lsdException w:unhideWhenUsed="0" w:uiPriority="71" w:semiHidden="0" w:name="Colorful Shading Accent 1"/>
-    <w:lsdException w:unhideWhenUsed="0" w:uiPriority="72" w:semiHidden="0" w:name="Colorful List Accent 1"/>
-    <w:lsdException w:unhideWhenUsed="0" w:uiPriority="73" w:semiHidden="0" w:name="Colorful Grid Accent 1"/>
-    <w:lsdException w:unhideWhenUsed="0" w:uiPriority="60" w:semiHidden="0" w:name="Light Shading Accent 2"/>
-    <w:lsdException w:unhideWhenUsed="0" w:uiPriority="61" w:semiHidden="0" w:name="Light List Accent 2"/>
-    <w:lsdException w:unhideWhenUsed="0" w:uiPriority="62" w:semiHidden="0" w:name="Light Grid Accent 2"/>
-    <w:lsdException w:unhideWhenUsed="0" w:uiPriority="63" w:semiHidden="0" w:name="Medium Shading 1 Accent 2"/>
-    <w:lsdException w:unhideWhenUsed="0" w:uiPriority="64" w:semiHidden="0" w:name="Medium Shading 2 Accent 2"/>
-    <w:lsdException w:unhideWhenUsed="0" w:uiPriority="65" w:semiHidden="0" w:name="Medium List 1 Accent 2"/>
-    <w:lsdException w:unhideWhenUsed="0" w:uiPriority="66" w:semiHidden="0" w:name="Medium List 2 Accent 2"/>
-    <w:lsdException w:unhideWhenUsed="0" w:uiPriority="67" w:semiHidden="0" w:name="Medium Grid 1 Accent 2"/>
-    <w:lsdException w:unhideWhenUsed="0" w:uiPriority="68" w:semiHidden="0" w:name="Medium Grid 2 Accent 2"/>
-    <w:lsdException w:unhideWhenUsed="0" w:uiPriority="69" w:semiHidden="0" w:name="Medium Grid 3 Accent 2"/>
-    <w:lsdException w:unhideWhenUsed="0" w:uiPriority="70" w:semiHidden="0" w:name="Dark List Accent 2"/>
-    <w:lsdException w:unhideWhenUsed="0" w:uiPriority="71" w:semiHidden="0" w:name="Colorful Shading Accent 2"/>
-    <w:lsdException w:unhideWhenUsed="0" w:uiPriority="72" w:semiHidden="0" w:name="Colorful List Accent 2"/>
-    <w:lsdException w:unhideWhenUsed="0" w:uiPriority="73" w:semiHidden="0" w:name="Colorful Grid Accent 2"/>
-    <w:lsdException w:unhideWhenUsed="0" w:uiPriority="60" w:semiHidden="0" w:name="Light Shading Accent 3"/>
-    <w:lsdException w:unhideWhenUsed="0" w:uiPriority="61" w:semiHidden="0" w:name="Light List Accent 3"/>
-    <w:lsdException w:unhideWhenUsed="0" w:uiPriority="62" w:semiHidden="0" w:name="Light Grid Accent 3"/>
-    <w:lsdException w:unhideWhenUsed="0" w:uiPriority="63" w:semiHidden="0" w:name="Medium Shading 1 Accent 3"/>
-    <w:lsdException w:unhideWhenUsed="0" w:uiPriority="64" w:semiHidden="0" w:name="Medium Shading 2 Accent 3"/>
-    <w:lsdException w:unhideWhenUsed="0" w:uiPriority="65" w:semiHidden="0" w:name="Medium List 1 Accent 3"/>
-    <w:lsdException w:unhideWhenUsed="0" w:uiPriority="66" w:semiHidden="0" w:name="Medium List 2 Accent 3"/>
-    <w:lsdException w:unhideWhenUsed="0" w:uiPriority="67" w:semiHidden="0" w:name="Medium Grid 1 Accent 3"/>
-    <w:lsdException w:unhideWhenUsed="0" w:uiPriority="68" w:semiHidden="0" w:name="Medium Grid 2 Accent 3"/>
-    <w:lsdException w:unhideWhenUsed="0" w:uiPriority="69" w:semiHidden="0" w:name="Medium Grid 3 Accent 3"/>
-    <w:lsdException w:unhideWhenUsed="0" w:uiPriority="70" w:semiHidden="0" w:name="Dark List Accent 3"/>
-    <w:lsdException w:unhideWhenUsed="0" w:uiPriority="71" w:semiHidden="0" w:name="Colorful Shading Accent 3"/>
-    <w:lsdException w:unhideWhenUsed="0" w:uiPriority="72" w:semiHidden="0" w:name="Colorful List Accent 3"/>
-    <w:lsdException w:unhideWhenUsed="0" w:uiPriority="73" w:semiHidden="0" w:name="Colorful Grid Accent 3"/>
-    <w:lsdException w:unhideWhenUsed="0" w:uiPriority="60" w:semiHidden="0" w:name="Light Shading Accent 4"/>
-    <w:lsdException w:unhideWhenUsed="0" w:uiPriority="61" w:semiHidden="0" w:name="Light List Accent 4"/>
-    <w:lsdException w:unhideWhenUsed="0" w:uiPriority="62" w:semiHidden="0" w:name="Light Grid Accent 4"/>
-    <w:lsdException w:unhideWhenUsed="0" w:uiPriority="63" w:semiHidden="0" w:name="Medium Shading 1 Accent 4"/>
-    <w:lsdException w:unhideWhenUsed="0" w:uiPriority="64" w:semiHidden="0" w:name="Medium Shading 2 Accent 4"/>
-    <w:lsdException w:unhideWhenUsed="0" w:uiPriority="65" w:semiHidden="0" w:name="Medium List 1 Accent 4"/>
-    <w:lsdException w:unhideWhenUsed="0" w:uiPriority="66" w:semiHidden="0" w:name="Medium List 2 Accent 4"/>
-    <w:lsdException w:unhideWhenUsed="0" w:uiPriority="67" w:semiHidden="0" w:name="Medium Grid 1 Accent 4"/>
-    <w:lsdException w:unhideWhenUsed="0" w:uiPriority="68" w:semiHidden="0" w:name="Medium Grid 2 Accent 4"/>
-    <w:lsdException w:unhideWhenUsed="0" w:uiPriority="69" w:semiHidden="0" w:name="Medium Grid 3 Accent 4"/>
-    <w:lsdException w:unhideWhenUsed="0" w:uiPriority="70" w:semiHidden="0" w:name="Dark List Accent 4"/>
-    <w:lsdException w:unhideWhenUsed="0" w:uiPriority="71" w:semiHidden="0" w:name="Colorful Shading Accent 4"/>
-    <w:lsdException w:unhideWhenUsed="0" w:uiPriority="72" w:semiHidden="0" w:name="Colorful List Accent 4"/>
-    <w:lsdException w:unhideWhenUsed="0" w:uiPriority="73" w:semiHidden="0" w:name="Colorful Grid Accent 4"/>
-    <w:lsdException w:unhideWhenUsed="0" w:uiPriority="60" w:semiHidden="0" w:name="Light Shading Accent 5"/>
-    <w:lsdException w:unhideWhenUsed="0" w:uiPriority="61" w:semiHidden="0" w:name="Light List Accent 5"/>
-    <w:lsdException w:unhideWhenUsed="0" w:uiPriority="62" w:semiHidden="0" w:name="Light Grid Accent 5"/>
-    <w:lsdException w:unhideWhenUsed="0" w:uiPriority="63" w:semiHidden="0" w:name="Medium Shading 1 Accent 5"/>
-    <w:lsdException w:unhideWhenUsed="0" w:uiPriority="64" w:semiHidden="0" w:name="Medium Shading 2 Accent 5"/>
-    <w:lsdException w:unhideWhenUsed="0" w:uiPriority="65" w:semiHidden="0" w:name="Medium List 1 Accent 5"/>
-    <w:lsdException w:unhideWhenUsed="0" w:uiPriority="66" w:semiHidden="0" w:name="Medium List 2 Accent 5"/>
-    <w:lsdException w:unhideWhenUsed="0" w:uiPriority="67" w:semiHidden="0" w:name="Medium Grid 1 Accent 5"/>
-    <w:lsdException w:unhideWhenUsed="0" w:uiPriority="68" w:semiHidden="0" w:name="Medium Grid 2 Accent 5"/>
-    <w:lsdException w:unhideWhenUsed="0" w:uiPriority="69" w:semiHidden="0" w:name="Medium Grid 3 Accent 5"/>
-    <w:lsdException w:unhideWhenUsed="0" w:uiPriority="70" w:semiHidden="0" w:name="Dark List Accent 5"/>
-    <w:lsdException w:unhideWhenUsed="0" w:uiPriority="71" w:semiHidden="0" w:name="Colorful Shading Accent 5"/>
-    <w:lsdException w:unhideWhenUsed="0" w:uiPriority="72" w:semiHidden="0" w:name="Colorful List Accent 5"/>
-    <w:lsdException w:unhideWhenUsed="0" w:uiPriority="73" w:semiHidden="0" w:name="Colorful Grid Accent 5"/>
-    <w:lsdException w:unhideWhenUsed="0" w:uiPriority="60" w:semiHidden="0" w:name="Light Shading Accent 6"/>
-    <w:lsdException w:unhideWhenUsed="0" w:uiPriority="61" w:semiHidden="0" w:name="Light List Accent 6"/>
-    <w:lsdException w:unhideWhenUsed="0" w:uiPriority="62" w:semiHidden="0" w:name="Light Grid Accent 6"/>
-    <w:lsdException w:unhideWhenUsed="0" w:uiPriority="63" w:semiHidden="0" w:name="Medium Shading 1 Accent 6"/>
-    <w:lsdException w:unhideWhenUsed="0" w:uiPriority="64" w:semiHidden="0" w:name="Medium Shading 2 Accent 6"/>
-    <w:lsdException w:unhideWhenUsed="0" w:uiPriority="65" w:semiHidden="0" w:name="Medium List 1 Accent 6"/>
-    <w:lsdException w:unhideWhenUsed="0" w:uiPriority="66" w:semiHidden="0" w:name="Medium List 2 Accent 6"/>
-    <w:lsdException w:unhideWhenUsed="0" w:uiPriority="67" w:semiHidden="0" w:name="Medium Grid 1 Accent 6"/>
-    <w:lsdException w:unhideWhenUsed="0" w:uiPriority="68" w:semiHidden="0" w:name="Medium Grid 2 Accent 6"/>
-    <w:lsdException w:unhideWhenUsed="0" w:uiPriority="69" w:semiHidden="0" w:name="Medium Grid 3 Accent 6"/>
-    <w:lsdException w:unhideWhenUsed="0" w:uiPriority="70" w:semiHidden="0" w:name="Dark List Accent 6"/>
-    <w:lsdException w:unhideWhenUsed="0" w:uiPriority="71" w:semiHidden="0" w:name="Colorful Shading Accent 6"/>
-    <w:lsdException w:unhideWhenUsed="0" w:uiPriority="72" w:semiHidden="0" w:name="Colorful List Accent 6"/>
-    <w:lsdException w:unhideWhenUsed="0" w:uiPriority="73" w:semiHidden="0" w:name="Colorful Grid Accent 6"/>
+  <w:latentStyles w:defLockedState="0" w:defUIPriority="99" w:defSemiHidden="1" w:defUnhideWhenUsed="1" w:defQFormat="0" w:count="260">
+    <w:lsdException w:name="Normal" w:semiHidden="0" w:uiPriority="0" w:unhideWhenUsed="0" w:qFormat="1"/>
+    <w:lsdException w:name="heading 1" w:semiHidden="0" w:unhideWhenUsed="0" w:qFormat="1"/>
+    <w:lsdException w:name="heading 2" w:semiHidden="0" w:unhideWhenUsed="0" w:qFormat="1"/>
+    <w:lsdException w:name="heading 3" w:semiHidden="0" w:unhideWhenUsed="0" w:qFormat="1"/>
+    <w:lsdException w:name="heading 4" w:semiHidden="0" w:unhideWhenUsed="0" w:qFormat="1"/>
+    <w:lsdException w:name="heading 5" w:semiHidden="0" w:unhideWhenUsed="0" w:qFormat="1"/>
+    <w:lsdException w:name="heading 6" w:semiHidden="0" w:unhideWhenUsed="0" w:qFormat="1"/>
+    <w:lsdException w:name="heading 7" w:semiHidden="0" w:unhideWhenUsed="0" w:qFormat="1"/>
+    <w:lsdException w:name="heading 8" w:semiHidden="0" w:unhideWhenUsed="0" w:qFormat="1"/>
+    <w:lsdException w:name="heading 9" w:semiHidden="0" w:unhideWhenUsed="0" w:qFormat="1"/>
+    <w:lsdException w:name="index 1" w:locked="1"/>
+    <w:lsdException w:name="index 2" w:locked="1"/>
+    <w:lsdException w:name="index 3" w:locked="1"/>
+    <w:lsdException w:name="index 4" w:locked="1"/>
+    <w:lsdException w:name="index 5" w:locked="1"/>
+    <w:lsdException w:name="index 6" w:locked="1"/>
+    <w:lsdException w:name="index 7" w:locked="1"/>
+    <w:lsdException w:name="index 8" w:locked="1"/>
+    <w:lsdException w:name="index 9" w:locked="1"/>
+    <w:lsdException w:name="toc 1" w:semiHidden="0" w:unhideWhenUsed="0" w:qFormat="1"/>
+    <w:lsdException w:name="toc 2" w:semiHidden="0" w:unhideWhenUsed="0" w:qFormat="1"/>
+    <w:lsdException w:name="toc 3" w:semiHidden="0" w:unhideWhenUsed="0" w:qFormat="1"/>
+    <w:lsdException w:name="toc 4" w:semiHidden="0" w:uiPriority="0" w:unhideWhenUsed="0"/>
+    <w:lsdException w:name="toc 5" w:semiHidden="0" w:uiPriority="0" w:unhideWhenUsed="0"/>
+    <w:lsdException w:name="toc 6" w:semiHidden="0" w:uiPriority="0" w:unhideWhenUsed="0"/>
+    <w:lsdException w:name="toc 7" w:semiHidden="0" w:uiPriority="0" w:unhideWhenUsed="0"/>
+    <w:lsdException w:name="toc 8" w:semiHidden="0" w:uiPriority="0" w:unhideWhenUsed="0"/>
+    <w:lsdException w:name="toc 9" w:semiHidden="0" w:uiPriority="0" w:unhideWhenUsed="0"/>
+    <w:lsdException w:name="Normal Indent" w:locked="1"/>
+    <w:lsdException w:name="footnote text" w:locked="1"/>
+    <w:lsdException w:name="annotation text" w:locked="1"/>
+    <w:lsdException w:name="header" w:unhideWhenUsed="0" w:qFormat="1"/>
+    <w:lsdException w:name="footer" w:semiHidden="0" w:unhideWhenUsed="0" w:qFormat="1"/>
+    <w:lsdException w:name="index heading" w:locked="1"/>
+    <w:lsdException w:name="caption" w:uiPriority="0" w:qFormat="1"/>
+    <w:lsdException w:name="table of figures" w:locked="1"/>
+    <w:lsdException w:name="envelope address" w:locked="1"/>
+    <w:lsdException w:name="envelope return" w:locked="1"/>
+    <w:lsdException w:name="footnote reference" w:locked="1"/>
+    <w:lsdException w:name="annotation reference" w:locked="1"/>
+    <w:lsdException w:name="line number" w:locked="1"/>
+    <w:lsdException w:name="page number" w:locked="1"/>
+    <w:lsdException w:name="endnote reference" w:locked="1"/>
+    <w:lsdException w:name="endnote text" w:locked="1"/>
+    <w:lsdException w:name="table of authorities" w:locked="1"/>
+    <w:lsdException w:name="macro" w:locked="1"/>
+    <w:lsdException w:name="toa heading" w:locked="1"/>
+    <w:lsdException w:name="List" w:locked="1"/>
+    <w:lsdException w:name="List Bullet" w:locked="1"/>
+    <w:lsdException w:name="List Number" w:locked="1"/>
+    <w:lsdException w:name="List 2" w:locked="1"/>
+    <w:lsdException w:name="List 3" w:locked="1"/>
+    <w:lsdException w:name="List 4" w:locked="1"/>
+    <w:lsdException w:name="List 5" w:locked="1"/>
+    <w:lsdException w:name="List Bullet 2" w:locked="1"/>
+    <w:lsdException w:name="List Bullet 3" w:locked="1"/>
+    <w:lsdException w:name="List Bullet 4" w:locked="1"/>
+    <w:lsdException w:name="List Bullet 5" w:locked="1"/>
+    <w:lsdException w:name="List Number 2" w:locked="1"/>
+    <w:lsdException w:name="List Number 3" w:locked="1"/>
+    <w:lsdException w:name="List Number 4" w:locked="1"/>
+    <w:lsdException w:name="List Number 5" w:locked="1"/>
+    <w:lsdException w:name="Title" w:semiHidden="0" w:uiPriority="0" w:unhideWhenUsed="0" w:qFormat="1"/>
+    <w:lsdException w:name="Closing" w:locked="1"/>
+    <w:lsdException w:name="Signature" w:locked="1"/>
+    <w:lsdException w:name="Default Paragraph Font" w:uiPriority="1" w:qFormat="1"/>
+    <w:lsdException w:name="Body Text" w:locked="1"/>
+    <w:lsdException w:name="Body Text Indent" w:locked="1"/>
+    <w:lsdException w:name="List Continue" w:locked="1"/>
+    <w:lsdException w:name="List Continue 2" w:locked="1"/>
+    <w:lsdException w:name="List Continue 3" w:locked="1"/>
+    <w:lsdException w:name="List Continue 4" w:locked="1"/>
+    <w:lsdException w:name="List Continue 5" w:locked="1"/>
+    <w:lsdException w:name="Message Header" w:locked="1"/>
+    <w:lsdException w:name="Subtitle" w:semiHidden="0" w:uiPriority="0" w:unhideWhenUsed="0" w:qFormat="1"/>
+    <w:lsdException w:name="Salutation" w:locked="1"/>
+    <w:lsdException w:name="Date" w:locked="1"/>
+    <w:lsdException w:name="Body Text First Indent" w:locked="1"/>
+    <w:lsdException w:name="Body Text First Indent 2" w:locked="1"/>
+    <w:lsdException w:name="Body Text 2" w:locked="1"/>
+    <w:lsdException w:name="Body Text 3" w:locked="1"/>
+    <w:lsdException w:name="Body Text Indent 2" w:locked="1"/>
+    <w:lsdException w:name="Body Text Indent 3" w:locked="1"/>
+    <w:lsdException w:name="Block Text" w:locked="1"/>
+    <w:lsdException w:name="Hyperlink" w:semiHidden="0" w:unhideWhenUsed="0" w:qFormat="1"/>
+    <w:lsdException w:name="FollowedHyperlink" w:locked="1"/>
+    <w:lsdException w:name="Strong" w:semiHidden="0" w:uiPriority="0" w:unhideWhenUsed="0" w:qFormat="1"/>
+    <w:lsdException w:name="Emphasis" w:semiHidden="0" w:uiPriority="0" w:unhideWhenUsed="0" w:qFormat="1"/>
+    <w:lsdException w:name="Document Map" w:unhideWhenUsed="0" w:qFormat="1"/>
+    <w:lsdException w:name="Plain Text" w:locked="1"/>
+    <w:lsdException w:name="E-mail Signature" w:locked="1"/>
+    <w:lsdException w:name="Normal (Web)" w:locked="1"/>
+    <w:lsdException w:name="HTML Acronym" w:locked="1"/>
+    <w:lsdException w:name="HTML Address" w:locked="1"/>
+    <w:lsdException w:name="HTML Cite" w:locked="1"/>
+    <w:lsdException w:name="HTML Code" w:locked="1"/>
+    <w:lsdException w:name="HTML Definition" w:locked="1"/>
+    <w:lsdException w:name="HTML Keyboard" w:locked="1"/>
+    <w:lsdException w:name="HTML Preformatted" w:locked="1"/>
+    <w:lsdException w:name="HTML Sample" w:locked="1"/>
+    <w:lsdException w:name="HTML Typewriter" w:locked="1"/>
+    <w:lsdException w:name="HTML Variable" w:locked="1"/>
+    <w:lsdException w:name="Normal Table" w:qFormat="1"/>
+    <w:lsdException w:name="annotation subject" w:locked="1"/>
+    <w:lsdException w:name="Table Simple 1" w:locked="1"/>
+    <w:lsdException w:name="Table Simple 2" w:locked="1"/>
+    <w:lsdException w:name="Table Simple 3" w:locked="1"/>
+    <w:lsdException w:name="Table Classic 1" w:locked="1"/>
+    <w:lsdException w:name="Table Classic 2" w:locked="1"/>
+    <w:lsdException w:name="Table Classic 3" w:locked="1"/>
+    <w:lsdException w:name="Table Classic 4" w:locked="1"/>
+    <w:lsdException w:name="Table Colorful 1" w:locked="1"/>
+    <w:lsdException w:name="Table Colorful 2" w:locked="1"/>
+    <w:lsdException w:name="Table Colorful 3" w:locked="1"/>
+    <w:lsdException w:name="Table Columns 1" w:locked="1"/>
+    <w:lsdException w:name="Table Columns 2" w:locked="1"/>
+    <w:lsdException w:name="Table Columns 3" w:locked="1"/>
+    <w:lsdException w:name="Table Columns 4" w:locked="1"/>
+    <w:lsdException w:name="Table Columns 5" w:locked="1"/>
+    <w:lsdException w:name="Table Grid 1" w:locked="1"/>
+    <w:lsdException w:name="Table Grid 2" w:locked="1"/>
+    <w:lsdException w:name="Table Grid 3" w:locked="1"/>
+    <w:lsdException w:name="Table Grid 4" w:locked="1"/>
+    <w:lsdException w:name="Table Grid 5" w:locked="1"/>
+    <w:lsdException w:name="Table Grid 6" w:locked="1"/>
+    <w:lsdException w:name="Table Grid 7" w:locked="1"/>
+    <w:lsdException w:name="Table Grid 8" w:locked="1"/>
+    <w:lsdException w:name="Table List 1" w:locked="1"/>
+    <w:lsdException w:name="Table List 2" w:locked="1"/>
+    <w:lsdException w:name="Table List 3" w:locked="1"/>
+    <w:lsdException w:name="Table List 4" w:locked="1"/>
+    <w:lsdException w:name="Table List 5" w:locked="1"/>
+    <w:lsdException w:name="Table List 6" w:locked="1"/>
+    <w:lsdException w:name="Table List 7" w:locked="1"/>
+    <w:lsdException w:name="Table List 8" w:locked="1"/>
+    <w:lsdException w:name="Table 3D effects 1" w:locked="1"/>
+    <w:lsdException w:name="Table 3D effects 2" w:locked="1"/>
+    <w:lsdException w:name="Table 3D effects 3" w:locked="1"/>
+    <w:lsdException w:name="Table Contemporary" w:locked="1"/>
+    <w:lsdException w:name="Table Elegant" w:locked="1"/>
+    <w:lsdException w:name="Table Professional" w:locked="1"/>
+    <w:lsdException w:name="Table Subtle 1" w:locked="1"/>
+    <w:lsdException w:name="Table Subtle 2" w:locked="1"/>
+    <w:lsdException w:name="Table Web 1" w:locked="1"/>
+    <w:lsdException w:name="Table Web 2" w:locked="1"/>
+    <w:lsdException w:name="Table Web 3" w:locked="1"/>
+    <w:lsdException w:name="Balloon Text" w:unhideWhenUsed="0" w:qFormat="1"/>
+    <w:lsdException w:name="Table Grid" w:semiHidden="0" w:uiPriority="39" w:unhideWhenUsed="0" w:qFormat="1"/>
+    <w:lsdException w:name="Table Theme" w:locked="1"/>
+    <w:lsdException w:name="Light Shading" w:semiHidden="0" w:uiPriority="60" w:unhideWhenUsed="0"/>
+    <w:lsdException w:name="Light List" w:semiHidden="0" w:uiPriority="61" w:unhideWhenUsed="0"/>
+    <w:lsdException w:name="Light Grid" w:semiHidden="0" w:uiPriority="62" w:unhideWhenUsed="0"/>
+    <w:lsdException w:name="Medium Shading 1" w:semiHidden="0" w:uiPriority="63" w:unhideWhenUsed="0"/>
+    <w:lsdException w:name="Medium Shading 2" w:semiHidden="0" w:uiPriority="64" w:unhideWhenUsed="0"/>
+    <w:lsdException w:name="Medium List 1" w:semiHidden="0" w:uiPriority="65" w:unhideWhenUsed="0"/>
+    <w:lsdException w:name="Medium List 2" w:semiHidden="0" w:uiPriority="66" w:unhideWhenUsed="0"/>
+    <w:lsdException w:name="Medium Grid 1" w:semiHidden="0" w:uiPriority="67" w:unhideWhenUsed="0"/>
+    <w:lsdException w:name="Medium Grid 2" w:semiHidden="0" w:uiPriority="68" w:unhideWhenUsed="0"/>
+    <w:lsdException w:name="Medium Grid 3" w:semiHidden="0" w:uiPriority="69" w:unhideWhenUsed="0"/>
+    <w:lsdException w:name="Dark List" w:semiHidden="0" w:uiPriority="70" w:unhideWhenUsed="0"/>
+    <w:lsdException w:name="Colorful Shading" w:semiHidden="0" w:uiPriority="71" w:unhideWhenUsed="0"/>
+    <w:lsdException w:name="Colorful List" w:semiHidden="0" w:uiPriority="72" w:unhideWhenUsed="0"/>
+    <w:lsdException w:name="Colorful Grid" w:semiHidden="0" w:uiPriority="73" w:unhideWhenUsed="0"/>
+    <w:lsdException w:name="Light Shading Accent 1" w:semiHidden="0" w:uiPriority="60" w:unhideWhenUsed="0"/>
+    <w:lsdException w:name="Light List Accent 1" w:semiHidden="0" w:uiPriority="61" w:unhideWhenUsed="0"/>
+    <w:lsdException w:name="Light Grid Accent 1" w:semiHidden="0" w:uiPriority="62" w:unhideWhenUsed="0"/>
+    <w:lsdException w:name="Medium Shading 1 Accent 1" w:semiHidden="0" w:uiPriority="63" w:unhideWhenUsed="0"/>
+    <w:lsdException w:name="Medium Shading 2 Accent 1" w:semiHidden="0" w:uiPriority="64" w:unhideWhenUsed="0"/>
+    <w:lsdException w:name="Medium List 1 Accent 1" w:semiHidden="0" w:uiPriority="65" w:unhideWhenUsed="0"/>
+    <w:lsdException w:name="Medium List 2 Accent 1" w:semiHidden="0" w:uiPriority="66" w:unhideWhenUsed="0"/>
+    <w:lsdException w:name="Medium Grid 1 Accent 1" w:semiHidden="0" w:uiPriority="67" w:unhideWhenUsed="0"/>
+    <w:lsdException w:name="Medium Grid 2 Accent 1" w:semiHidden="0" w:uiPriority="68" w:unhideWhenUsed="0"/>
+    <w:lsdException w:name="Medium Grid 3 Accent 1" w:semiHidden="0" w:uiPriority="69" w:unhideWhenUsed="0"/>
+    <w:lsdException w:name="Dark List Accent 1" w:semiHidden="0" w:uiPriority="70" w:unhideWhenUsed="0"/>
+    <w:lsdException w:name="Colorful Shading Accent 1" w:semiHidden="0" w:uiPriority="71" w:unhideWhenUsed="0"/>
+    <w:lsdException w:name="Colorful List Accent 1" w:semiHidden="0" w:uiPriority="72" w:unhideWhenUsed="0"/>
+    <w:lsdException w:name="Colorful Grid Accent 1" w:semiHidden="0" w:uiPriority="73" w:unhideWhenUsed="0"/>
+    <w:lsdException w:name="Light Shading Accent 2" w:semiHidden="0" w:uiPriority="60" w:unhideWhenUsed="0"/>
+    <w:lsdException w:name="Light List Accent 2" w:semiHidden="0" w:uiPriority="61" w:unhideWhenUsed="0"/>
+    <w:lsdException w:name="Light Grid Accent 2" w:semiHidden="0" w:uiPriority="62" w:unhideWhenUsed="0"/>
+    <w:lsdException w:name="Medium Shading 1 Accent 2" w:semiHidden="0" w:uiPriority="63" w:unhideWhenUsed="0"/>
+    <w:lsdException w:name="Medium Shading 2 Accent 2" w:semiHidden="0" w:uiPriority="64" w:unhideWhenUsed="0"/>
+    <w:lsdException w:name="Medium List 1 Accent 2" w:semiHidden="0" w:uiPriority="65" w:unhideWhenUsed="0"/>
+    <w:lsdException w:name="Medium List 2 Accent 2" w:semiHidden="0" w:uiPriority="66" w:unhideWhenUsed="0"/>
+    <w:lsdException w:name="Medium Grid 1 Accent 2" w:semiHidden="0" w:uiPriority="67" w:unhideWhenUsed="0"/>
+    <w:lsdException w:name="Medium Grid 2 Accent 2" w:semiHidden="0" w:uiPriority="68" w:unhideWhenUsed="0"/>
+    <w:lsdException w:name="Medium Grid 3 Accent 2" w:semiHidden="0" w:uiPriority="69" w:unhideWhenUsed="0"/>
+    <w:lsdException w:name="Dark List Accent 2" w:semiHidden="0" w:uiPriority="70" w:unhideWhenUsed="0"/>
+    <w:lsdException w:name="Colorful Shading Accent 2" w:semiHidden="0" w:uiPriority="71" w:unhideWhenUsed="0"/>
+    <w:lsdException w:name="Colorful List Accent 2" w:semiHidden="0" w:uiPriority="72" w:unhideWhenUsed="0"/>
+    <w:lsdException w:name="Colorful Grid Accent 2" w:semiHidden="0" w:uiPriority="73" w:unhideWhenUsed="0"/>
+    <w:lsdException w:name="Light Shading Accent 3" w:semiHidden="0" w:uiPriority="60" w:unhideWhenUsed="0"/>
+    <w:lsdException w:name="Light List Accent 3" w:semiHidden="0" w:uiPriority="61" w:unhideWhenUsed="0"/>
+    <w:lsdException w:name="Light Grid Accent 3" w:semiHidden="0" w:uiPriority="62" w:unhideWhenUsed="0"/>
+    <w:lsdException w:name="Medium Shading 1 Accent 3" w:semiHidden="0" w:uiPriority="63" w:unhideWhenUsed="0"/>
+    <w:lsdException w:name="Medium Shading 2 Accent 3" w:semiHidden="0" w:uiPriority="64" w:unhideWhenUsed="0"/>
+    <w:lsdException w:name="Medium List 1 Accent 3" w:semiHidden="0" w:uiPriority="65" w:unhideWhenUsed="0"/>
+    <w:lsdException w:name="Medium List 2 Accent 3" w:semiHidden="0" w:uiPriority="66" w:unhideWhenUsed="0"/>
+    <w:lsdException w:name="Medium Grid 1 Accent 3" w:semiHidden="0" w:uiPriority="67" w:unhideWhenUsed="0"/>
+    <w:lsdException w:name="Medium Grid 2 Accent 3" w:semiHidden="0" w:uiPriority="68" w:unhideWhenUsed="0"/>
+    <w:lsdException w:name="Medium Grid 3 Accent 3" w:semiHidden="0" w:uiPriority="69" w:unhideWhenUsed="0"/>
+    <w:lsdException w:name="Dark List Accent 3" w:semiHidden="0" w:uiPriority="70" w:unhideWhenUsed="0"/>
+    <w:lsdException w:name="Colorful Shading Accent 3" w:semiHidden="0" w:uiPriority="71" w:unhideWhenUsed="0"/>
+    <w:lsdException w:name="Colorful List Accent 3" w:semiHidden="0" w:uiPriority="72" w:unhideWhenUsed="0"/>
+    <w:lsdException w:name="Colorful Grid Accent 3" w:semiHidden="0" w:uiPriority="73" w:unhideWhenUsed="0"/>
+    <w:lsdException w:name="Light Shading Accent 4" w:semiHidden="0" w:uiPriority="60" w:unhideWhenUsed="0"/>
+    <w:lsdException w:name="Light List Accent 4" w:semiHidden="0" w:uiPriority="61" w:unhideWhenUsed="0"/>
+    <w:lsdException w:name="Light Grid Accent 4" w:semiHidden="0" w:uiPriority="62" w:unhideWhenUsed="0"/>
+    <w:lsdException w:name="Medium Shading 1 Accent 4" w:semiHidden="0" w:uiPriority="63" w:unhideWhenUsed="0"/>
+    <w:lsdException w:name="Medium Shading 2 Accent 4" w:semiHidden="0" w:uiPriority="64" w:unhideWhenUsed="0"/>
+    <w:lsdException w:name="Medium List 1 Accent 4" w:semiHidden="0" w:uiPriority="65" w:unhideWhenUsed="0"/>
+    <w:lsdException w:name="Medium List 2 Accent 4" w:semiHidden="0" w:uiPriority="66" w:unhideWhenUsed="0"/>
+    <w:lsdException w:name="Medium Grid 1 Accent 4" w:semiHidden="0" w:uiPriority="67" w:unhideWhenUsed="0"/>
+    <w:lsdException w:name="Medium Grid 2 Accent 4" w:semiHidden="0" w:uiPriority="68" w:unhideWhenUsed="0"/>
+    <w:lsdException w:name="Medium Grid 3 Accent 4" w:semiHidden="0" w:uiPriority="69" w:unhideWhenUsed="0"/>
+    <w:lsdException w:name="Dark List Accent 4" w:semiHidden="0" w:uiPriority="70" w:unhideWhenUsed="0"/>
+    <w:lsdException w:name="Colorful Shading Accent 4" w:semiHidden="0" w:uiPriority="71" w:unhideWhenUsed="0"/>
+    <w:lsdException w:name="Colorful List Accent 4" w:semiHidden="0" w:uiPriority="72" w:unhideWhenUsed="0"/>
+    <w:lsdException w:name="Colorful Grid Accent 4" w:semiHidden="0" w:uiPriority="73" w:unhideWhenUsed="0"/>
+    <w:lsdException w:name="Light Shading Accent 5" w:semiHidden="0" w:uiPriority="60" w:unhideWhenUsed="0"/>
+    <w:lsdException w:name="Light List Accent 5" w:semiHidden="0" w:uiPriority="61" w:unhideWhenUsed="0"/>
+    <w:lsdException w:name="Light Grid Accent 5" w:semiHidden="0" w:uiPriority="62" w:unhideWhenUsed="0"/>
+    <w:lsdException w:name="Medium Shading 1 Accent 5" w:semiHidden="0" w:uiPriority="63" w:unhideWhenUsed="0"/>
+    <w:lsdException w:name="Medium Shading 2 Accent 5" w:semiHidden="0" w:uiPriority="64" w:unhideWhenUsed="0"/>
+    <w:lsdException w:name="Medium List 1 Accent 5" w:semiHidden="0" w:uiPriority="65" w:unhideWhenUsed="0"/>
+    <w:lsdException w:name="Medium List 2 Accent 5" w:semiHidden="0" w:uiPriority="66" w:unhideWhenUsed="0"/>
+    <w:lsdException w:name="Medium Grid 1 Accent 5" w:semiHidden="0" w:uiPriority="67" w:unhideWhenUsed="0"/>
+    <w:lsdException w:name="Medium Grid 2 Accent 5" w:semiHidden="0" w:uiPriority="68" w:unhideWhenUsed="0"/>
+    <w:lsdException w:name="Medium Grid 3 Accent 5" w:semiHidden="0" w:uiPriority="69" w:unhideWhenUsed="0"/>
+    <w:lsdException w:name="Dark List Accent 5" w:semiHidden="0" w:uiPriority="70" w:unhideWhenUsed="0"/>
+    <w:lsdException w:name="Colorful Shading Accent 5" w:semiHidden="0" w:uiPriority="71" w:unhideWhenUsed="0"/>
+    <w:lsdException w:name="Colorful List Accent 5" w:semiHidden="0" w:uiPriority="72" w:unhideWhenUsed="0"/>
+    <w:lsdException w:name="Colorful Grid Accent 5" w:semiHidden="0" w:uiPriority="73" w:unhideWhenUsed="0"/>
+    <w:lsdException w:name="Light Shading Accent 6" w:semiHidden="0" w:uiPriority="60" w:unhideWhenUsed="0"/>
+    <w:lsdException w:name="Light List Accent 6" w:semiHidden="0" w:uiPriority="61" w:unhideWhenUsed="0"/>
+    <w:lsdException w:name="Light Grid Accent 6" w:semiHidden="0" w:uiPriority="62" w:unhideWhenUsed="0"/>
+    <w:lsdException w:name="Medium Shading 1 Accent 6" w:semiHidden="0" w:uiPriority="63" w:unhideWhenUsed="0"/>
+    <w:lsdException w:name="Medium Shading 2 Accent 6" w:semiHidden="0" w:uiPriority="64" w:unhideWhenUsed="0"/>
+    <w:lsdException w:name="Medium List 1 Accent 6" w:semiHidden="0" w:uiPriority="65" w:unhideWhenUsed="0"/>
+    <w:lsdException w:name="Medium List 2 Accent 6" w:semiHidden="0" w:uiPriority="66" w:unhideWhenUsed="0"/>
+    <w:lsdException w:name="Medium Grid 1 Accent 6" w:semiHidden="0" w:uiPriority="67" w:unhideWhenUsed="0"/>
+    <w:lsdException w:name="Medium Grid 2 Accent 6" w:semiHidden="0" w:uiPriority="68" w:unhideWhenUsed="0"/>
+    <w:lsdException w:name="Medium Grid 3 Accent 6" w:semiHidden="0" w:uiPriority="69" w:unhideWhenUsed="0"/>
+    <w:lsdException w:name="Dark List Accent 6" w:semiHidden="0" w:uiPriority="70" w:unhideWhenUsed="0"/>
+    <w:lsdException w:name="Colorful Shading Accent 6" w:semiHidden="0" w:uiPriority="71" w:unhideWhenUsed="0"/>
+    <w:lsdException w:name="Colorful List Accent 6" w:semiHidden="0" w:uiPriority="72" w:unhideWhenUsed="0"/>
+    <w:lsdException w:name="Colorful Grid Accent 6" w:semiHidden="0" w:uiPriority="73" w:unhideWhenUsed="0"/>
   </w:latentStyles>
-  <w:style w:type="paragraph" w:default="1" w:styleId="1">
+  <w:style w:type="paragraph" w:default="1" w:styleId="Normal">
     <w:name w:val="Normal"/>
     <w:qFormat/>
-    <w:uiPriority w:val="0"/>
     <w:pPr>
       <w:widowControl w:val="0"/>
       <w:spacing w:after="200" w:line="276" w:lineRule="auto"/>
       <w:jc w:val="both"/>
     </w:pPr>
     <w:rPr>
-      <w:rFonts w:ascii="Calibri" w:hAnsi="Calibri" w:eastAsia="宋体" w:cs="Times New Roman"/>
+      <w:rFonts w:ascii="Calibri" w:eastAsia="宋体" w:hAnsi="Calibri" w:cs="Times New Roman"/>
       <w:kern w:val="2"/>
       <w:sz w:val="21"/>
       <w:szCs w:val="22"/>
       <w:lang w:val="en-US" w:eastAsia="zh-CN" w:bidi="ar-SA"/>
     </w:rPr>
   </w:style>
-  <w:style w:type="paragraph" w:styleId="2">
+  <w:style w:type="paragraph" w:styleId="Heading1">
     <w:name w:val="heading 1"/>
-    <w:basedOn w:val="1"/>
-    <w:next w:val="1"/>
-    <w:link w:val="23"/>
+    <w:basedOn w:val="Normal"/>
+    <w:next w:val="Normal"/>
+    <w:link w:val="1Char"/>
+    <w:uiPriority w:val="99"/>
     <w:qFormat/>
-    <w:uiPriority w:val="99"/>
     <w:pPr>
       <w:keepNext/>
       <w:keepLines/>
@@ -2984,13 +2851,13 @@
       <w:szCs w:val="44"/>
     </w:rPr>
   </w:style>
-  <w:style w:type="paragraph" w:styleId="3">
+  <w:style w:type="paragraph" w:styleId="Heading2">
     <w:name w:val="heading 2"/>
-    <w:basedOn w:val="1"/>
-    <w:next w:val="1"/>
-    <w:link w:val="24"/>
+    <w:basedOn w:val="Normal"/>
+    <w:next w:val="Normal"/>
+    <w:link w:val="2Char"/>
+    <w:uiPriority w:val="99"/>
     <w:qFormat/>
-    <w:uiPriority w:val="99"/>
     <w:pPr>
       <w:keepNext/>
       <w:keepLines/>
@@ -3010,13 +2877,13 @@
       <w:szCs w:val="32"/>
     </w:rPr>
   </w:style>
-  <w:style w:type="paragraph" w:styleId="4">
+  <w:style w:type="paragraph" w:styleId="Heading3">
     <w:name w:val="heading 3"/>
-    <w:basedOn w:val="1"/>
-    <w:next w:val="1"/>
-    <w:link w:val="25"/>
+    <w:basedOn w:val="Normal"/>
+    <w:next w:val="Normal"/>
+    <w:link w:val="3Char"/>
+    <w:uiPriority w:val="99"/>
     <w:qFormat/>
-    <w:uiPriority w:val="99"/>
     <w:pPr>
       <w:keepNext/>
       <w:keepLines/>
@@ -3035,13 +2902,13 @@
       <w:szCs w:val="32"/>
     </w:rPr>
   </w:style>
-  <w:style w:type="paragraph" w:styleId="5">
+  <w:style w:type="paragraph" w:styleId="Heading4">
     <w:name w:val="heading 4"/>
-    <w:basedOn w:val="1"/>
-    <w:next w:val="1"/>
-    <w:link w:val="26"/>
+    <w:basedOn w:val="Normal"/>
+    <w:next w:val="Normal"/>
+    <w:link w:val="4Char"/>
+    <w:uiPriority w:val="99"/>
     <w:qFormat/>
-    <w:uiPriority w:val="99"/>
     <w:pPr>
       <w:keepNext/>
       <w:keepLines/>
@@ -3061,13 +2928,13 @@
       <w:szCs w:val="28"/>
     </w:rPr>
   </w:style>
-  <w:style w:type="paragraph" w:styleId="6">
+  <w:style w:type="paragraph" w:styleId="Heading5">
     <w:name w:val="heading 5"/>
-    <w:basedOn w:val="1"/>
-    <w:next w:val="1"/>
-    <w:link w:val="27"/>
+    <w:basedOn w:val="Normal"/>
+    <w:next w:val="Normal"/>
+    <w:link w:val="5Char"/>
+    <w:uiPriority w:val="99"/>
     <w:qFormat/>
-    <w:uiPriority w:val="99"/>
     <w:pPr>
       <w:keepNext/>
       <w:keepLines/>
@@ -3086,13 +2953,13 @@
       <w:szCs w:val="28"/>
     </w:rPr>
   </w:style>
-  <w:style w:type="paragraph" w:styleId="7">
+  <w:style w:type="paragraph" w:styleId="Heading6">
     <w:name w:val="heading 6"/>
-    <w:basedOn w:val="1"/>
-    <w:next w:val="1"/>
-    <w:link w:val="28"/>
+    <w:basedOn w:val="Normal"/>
+    <w:next w:val="Normal"/>
+    <w:link w:val="6Char"/>
+    <w:uiPriority w:val="99"/>
     <w:qFormat/>
-    <w:uiPriority w:val="99"/>
     <w:pPr>
       <w:keepNext/>
       <w:keepLines/>
@@ -3112,13 +2979,13 @@
       <w:szCs w:val="24"/>
     </w:rPr>
   </w:style>
-  <w:style w:type="paragraph" w:styleId="8">
+  <w:style w:type="paragraph" w:styleId="Heading7">
     <w:name w:val="heading 7"/>
-    <w:basedOn w:val="1"/>
-    <w:next w:val="1"/>
-    <w:link w:val="29"/>
+    <w:basedOn w:val="Normal"/>
+    <w:next w:val="Normal"/>
+    <w:link w:val="7Char"/>
+    <w:uiPriority w:val="99"/>
     <w:qFormat/>
-    <w:uiPriority w:val="99"/>
     <w:pPr>
       <w:keepNext/>
       <w:keepLines/>
@@ -3137,13 +3004,13 @@
       <w:szCs w:val="24"/>
     </w:rPr>
   </w:style>
-  <w:style w:type="paragraph" w:styleId="9">
+  <w:style w:type="paragraph" w:styleId="Heading8">
     <w:name w:val="heading 8"/>
-    <w:basedOn w:val="1"/>
-    <w:next w:val="1"/>
-    <w:link w:val="30"/>
+    <w:basedOn w:val="Normal"/>
+    <w:next w:val="Normal"/>
+    <w:link w:val="8Char"/>
+    <w:uiPriority w:val="99"/>
     <w:qFormat/>
-    <w:uiPriority w:val="99"/>
     <w:pPr>
       <w:keepNext/>
       <w:keepLines/>
@@ -3161,13 +3028,13 @@
       <w:szCs w:val="24"/>
     </w:rPr>
   </w:style>
-  <w:style w:type="paragraph" w:styleId="10">
+  <w:style w:type="paragraph" w:styleId="Heading9">
     <w:name w:val="heading 9"/>
-    <w:basedOn w:val="1"/>
-    <w:next w:val="1"/>
-    <w:link w:val="31"/>
+    <w:basedOn w:val="Normal"/>
+    <w:next w:val="Normal"/>
+    <w:link w:val="9Char"/>
+    <w:uiPriority w:val="99"/>
     <w:qFormat/>
-    <w:uiPriority w:val="99"/>
     <w:pPr>
       <w:keepNext/>
       <w:keepLines/>
@@ -3185,19 +3052,19 @@
       <w:szCs w:val="21"/>
     </w:rPr>
   </w:style>
-  <w:style w:type="character" w:default="1" w:styleId="20">
+  <w:style w:type="character" w:default="1" w:styleId="DefaultParagraphFont">
     <w:name w:val="Default Paragraph Font"/>
+    <w:uiPriority w:val="1"/>
     <w:semiHidden/>
     <w:unhideWhenUsed/>
     <w:qFormat/>
-    <w:uiPriority w:val="1"/>
   </w:style>
-  <w:style w:type="table" w:default="1" w:styleId="18">
+  <w:style w:type="table" w:default="1" w:styleId="TableNormal">
     <w:name w:val="Normal Table"/>
+    <w:uiPriority w:val="99"/>
     <w:semiHidden/>
     <w:unhideWhenUsed/>
     <w:qFormat/>
-    <w:uiPriority w:val="99"/>
     <w:tblPr>
       <w:tblCellMar>
         <w:top w:w="0" w:type="dxa"/>
@@ -3207,47 +3074,47 @@
       </w:tblCellMar>
     </w:tblPr>
   </w:style>
-  <w:style w:type="paragraph" w:styleId="11">
+  <w:style w:type="paragraph" w:styleId="DocumentMap">
     <w:name w:val="Document Map"/>
-    <w:basedOn w:val="1"/>
-    <w:link w:val="32"/>
+    <w:basedOn w:val="Normal"/>
+    <w:link w:val="Char"/>
+    <w:uiPriority w:val="99"/>
     <w:semiHidden/>
     <w:qFormat/>
-    <w:uiPriority w:val="99"/>
     <w:rPr>
       <w:rFonts w:ascii="宋体"/>
       <w:sz w:val="18"/>
       <w:szCs w:val="18"/>
     </w:rPr>
   </w:style>
-  <w:style w:type="paragraph" w:styleId="12">
+  <w:style w:type="paragraph" w:styleId="TOC3">
     <w:name w:val="toc 3"/>
-    <w:basedOn w:val="1"/>
-    <w:next w:val="1"/>
+    <w:basedOn w:val="Normal"/>
+    <w:next w:val="Normal"/>
+    <w:uiPriority w:val="99"/>
     <w:qFormat/>
-    <w:uiPriority w:val="99"/>
     <w:pPr>
       <w:ind w:left="840" w:leftChars="400"/>
     </w:pPr>
   </w:style>
-  <w:style w:type="paragraph" w:styleId="13">
+  <w:style w:type="paragraph" w:styleId="BalloonText">
     <w:name w:val="Balloon Text"/>
-    <w:basedOn w:val="1"/>
-    <w:link w:val="33"/>
+    <w:basedOn w:val="Normal"/>
+    <w:link w:val="Char0"/>
+    <w:uiPriority w:val="99"/>
     <w:semiHidden/>
     <w:qFormat/>
-    <w:uiPriority w:val="99"/>
     <w:rPr>
       <w:sz w:val="18"/>
       <w:szCs w:val="18"/>
     </w:rPr>
   </w:style>
-  <w:style w:type="paragraph" w:styleId="14">
+  <w:style w:type="paragraph" w:styleId="Footer">
     <w:name w:val="footer"/>
-    <w:basedOn w:val="1"/>
-    <w:link w:val="34"/>
+    <w:basedOn w:val="Normal"/>
+    <w:link w:val="Char1"/>
+    <w:uiPriority w:val="99"/>
     <w:qFormat/>
-    <w:uiPriority w:val="99"/>
     <w:pPr>
       <w:tabs>
         <w:tab w:val="center" w:pos="4153"/>
@@ -3261,16 +3128,16 @@
       <w:szCs w:val="18"/>
     </w:rPr>
   </w:style>
-  <w:style w:type="paragraph" w:styleId="15">
+  <w:style w:type="paragraph" w:styleId="Header">
     <w:name w:val="header"/>
-    <w:basedOn w:val="1"/>
-    <w:link w:val="35"/>
+    <w:basedOn w:val="Normal"/>
+    <w:link w:val="Char2"/>
+    <w:uiPriority w:val="99"/>
     <w:semiHidden/>
     <w:qFormat/>
-    <w:uiPriority w:val="99"/>
     <w:pPr>
       <w:pBdr>
-        <w:bottom w:val="single" w:color="auto" w:sz="6" w:space="1"/>
+        <w:bottom w:val="single" w:sz="6" w:space="1" w:color="auto"/>
       </w:pBdr>
       <w:tabs>
         <w:tab w:val="center" w:pos="4153"/>
@@ -3284,68 +3151,67 @@
       <w:szCs w:val="18"/>
     </w:rPr>
   </w:style>
-  <w:style w:type="paragraph" w:styleId="16">
+  <w:style w:type="paragraph" w:styleId="TOC1">
     <w:name w:val="toc 1"/>
-    <w:basedOn w:val="1"/>
-    <w:next w:val="1"/>
+    <w:basedOn w:val="Normal"/>
+    <w:next w:val="Normal"/>
+    <w:uiPriority w:val="99"/>
     <w:qFormat/>
+  </w:style>
+  <w:style w:type="paragraph" w:styleId="TOC2">
+    <w:name w:val="toc 2"/>
+    <w:basedOn w:val="Normal"/>
+    <w:next w:val="Normal"/>
     <w:uiPriority w:val="99"/>
-  </w:style>
-  <w:style w:type="paragraph" w:styleId="17">
-    <w:name w:val="toc 2"/>
-    <w:basedOn w:val="1"/>
-    <w:next w:val="1"/>
     <w:qFormat/>
-    <w:uiPriority w:val="99"/>
     <w:pPr>
       <w:ind w:left="420" w:leftChars="200"/>
     </w:pPr>
   </w:style>
-  <w:style w:type="table" w:styleId="19">
+  <w:style w:type="table" w:styleId="TableGrid">
     <w:name w:val="Table Grid"/>
-    <w:basedOn w:val="18"/>
+    <w:basedOn w:val="TableNormal"/>
+    <w:uiPriority w:val="39"/>
     <w:qFormat/>
-    <w:uiPriority w:val="39"/>
     <w:tblPr>
       <w:tblBorders>
-        <w:top w:val="single" w:color="auto" w:sz="4" w:space="0"/>
-        <w:left w:val="single" w:color="auto" w:sz="4" w:space="0"/>
-        <w:bottom w:val="single" w:color="auto" w:sz="4" w:space="0"/>
-        <w:right w:val="single" w:color="auto" w:sz="4" w:space="0"/>
-        <w:insideH w:val="single" w:color="auto" w:sz="4" w:space="0"/>
-        <w:insideV w:val="single" w:color="auto" w:sz="4" w:space="0"/>
+        <w:top w:val="single" w:sz="4" w:space="0" w:color="auto"/>
+        <w:left w:val="single" w:sz="4" w:space="0" w:color="auto"/>
+        <w:bottom w:val="single" w:sz="4" w:space="0" w:color="auto"/>
+        <w:right w:val="single" w:sz="4" w:space="0" w:color="auto"/>
+        <w:insideH w:val="single" w:sz="4" w:space="0" w:color="auto"/>
+        <w:insideV w:val="single" w:sz="4" w:space="0" w:color="auto"/>
       </w:tblBorders>
     </w:tblPr>
   </w:style>
-  <w:style w:type="character" w:styleId="21">
+  <w:style w:type="character" w:styleId="Strong">
     <w:name w:val="Strong"/>
-    <w:basedOn w:val="20"/>
+    <w:basedOn w:val="DefaultParagraphFont"/>
     <w:qFormat/>
-    <w:uiPriority w:val="0"/>
     <w:rPr>
       <w:b/>
     </w:rPr>
   </w:style>
-  <w:style w:type="character" w:styleId="22">
+  <w:style w:type="character" w:styleId="Hyperlink">
     <w:name w:val="Hyperlink"/>
-    <w:basedOn w:val="20"/>
+    <w:basedOn w:val="DefaultParagraphFont"/>
+    <w:uiPriority w:val="99"/>
     <w:qFormat/>
-    <w:uiPriority w:val="99"/>
     <w:rPr>
       <w:rFonts w:cs="Times New Roman"/>
       <w:color w:val="0000FF"/>
       <w:u w:val="single"/>
     </w:rPr>
   </w:style>
-  <w:style w:type="character" w:customStyle="1" w:styleId="23">
+  <w:style w:type="character" w:customStyle="1" w:styleId="1Char">
     <w:name w:val="标题 1 Char"/>
-    <w:basedOn w:val="20"/>
-    <w:link w:val="2"/>
+    <w:basedOn w:val="DefaultParagraphFont"/>
+    <w:link w:val="Heading1"/>
+    <w:uiPriority w:val="99"/>
     <w:qFormat/>
     <w:locked/>
-    <w:uiPriority w:val="99"/>
     <w:rPr>
-      <w:rFonts w:ascii="Calibri" w:hAnsi="Calibri" w:eastAsia="宋体" w:cs="Times New Roman"/>
+      <w:rFonts w:ascii="Calibri" w:eastAsia="宋体" w:hAnsi="Calibri" w:cs="Times New Roman"/>
       <w:b/>
       <w:bCs/>
       <w:kern w:val="44"/>
@@ -3353,15 +3219,15 @@
       <w:szCs w:val="44"/>
     </w:rPr>
   </w:style>
-  <w:style w:type="character" w:customStyle="1" w:styleId="24">
+  <w:style w:type="character" w:customStyle="1" w:styleId="2Char">
     <w:name w:val="标题 2 Char"/>
-    <w:basedOn w:val="20"/>
-    <w:link w:val="3"/>
+    <w:basedOn w:val="DefaultParagraphFont"/>
+    <w:link w:val="Heading2"/>
+    <w:uiPriority w:val="99"/>
     <w:qFormat/>
     <w:locked/>
-    <w:uiPriority w:val="99"/>
     <w:rPr>
-      <w:rFonts w:ascii="Cambria" w:hAnsi="Cambria" w:eastAsia="宋体" w:cs="Times New Roman"/>
+      <w:rFonts w:ascii="Cambria" w:eastAsia="宋体" w:hAnsi="Cambria" w:cs="Times New Roman"/>
       <w:b/>
       <w:bCs/>
       <w:sz w:val="32"/>
@@ -3369,15 +3235,15 @@
       <w:lang w:val="en-US" w:eastAsia="zh-CN" w:bidi="ar-SA"/>
     </w:rPr>
   </w:style>
-  <w:style w:type="character" w:customStyle="1" w:styleId="25">
+  <w:style w:type="character" w:customStyle="1" w:styleId="3Char">
     <w:name w:val="标题 3 Char"/>
-    <w:basedOn w:val="20"/>
-    <w:link w:val="4"/>
+    <w:basedOn w:val="DefaultParagraphFont"/>
+    <w:link w:val="Heading3"/>
+    <w:uiPriority w:val="99"/>
     <w:qFormat/>
     <w:locked/>
-    <w:uiPriority w:val="99"/>
     <w:rPr>
-      <w:rFonts w:ascii="Calibri" w:hAnsi="Calibri" w:eastAsia="宋体" w:cs="Times New Roman"/>
+      <w:rFonts w:ascii="Calibri" w:eastAsia="宋体" w:hAnsi="Calibri" w:cs="Times New Roman"/>
       <w:b/>
       <w:bCs/>
       <w:kern w:val="0"/>
@@ -3385,15 +3251,15 @@
       <w:szCs w:val="32"/>
     </w:rPr>
   </w:style>
-  <w:style w:type="character" w:customStyle="1" w:styleId="26">
+  <w:style w:type="character" w:customStyle="1" w:styleId="4Char">
     <w:name w:val="标题 4 Char"/>
-    <w:basedOn w:val="20"/>
-    <w:link w:val="5"/>
+    <w:basedOn w:val="DefaultParagraphFont"/>
+    <w:link w:val="Heading4"/>
+    <w:uiPriority w:val="99"/>
     <w:qFormat/>
     <w:locked/>
-    <w:uiPriority w:val="99"/>
     <w:rPr>
-      <w:rFonts w:ascii="Cambria" w:hAnsi="Cambria" w:eastAsia="宋体" w:cs="Times New Roman"/>
+      <w:rFonts w:ascii="Cambria" w:eastAsia="宋体" w:hAnsi="Cambria" w:cs="Times New Roman"/>
       <w:b/>
       <w:bCs/>
       <w:kern w:val="0"/>
@@ -3401,15 +3267,15 @@
       <w:szCs w:val="28"/>
     </w:rPr>
   </w:style>
-  <w:style w:type="character" w:customStyle="1" w:styleId="27">
+  <w:style w:type="character" w:customStyle="1" w:styleId="5Char">
     <w:name w:val="标题 5 Char"/>
-    <w:basedOn w:val="20"/>
-    <w:link w:val="6"/>
+    <w:basedOn w:val="DefaultParagraphFont"/>
+    <w:link w:val="Heading5"/>
+    <w:uiPriority w:val="99"/>
     <w:qFormat/>
     <w:locked/>
-    <w:uiPriority w:val="99"/>
     <w:rPr>
-      <w:rFonts w:ascii="Calibri" w:hAnsi="Calibri" w:eastAsia="宋体" w:cs="Times New Roman"/>
+      <w:rFonts w:ascii="Calibri" w:eastAsia="宋体" w:hAnsi="Calibri" w:cs="Times New Roman"/>
       <w:b/>
       <w:bCs/>
       <w:kern w:val="0"/>
@@ -3417,15 +3283,15 @@
       <w:szCs w:val="28"/>
     </w:rPr>
   </w:style>
-  <w:style w:type="character" w:customStyle="1" w:styleId="28">
+  <w:style w:type="character" w:customStyle="1" w:styleId="6Char">
     <w:name w:val="标题 6 Char"/>
-    <w:basedOn w:val="20"/>
-    <w:link w:val="7"/>
+    <w:basedOn w:val="DefaultParagraphFont"/>
+    <w:link w:val="Heading6"/>
+    <w:uiPriority w:val="99"/>
     <w:qFormat/>
     <w:locked/>
-    <w:uiPriority w:val="99"/>
     <w:rPr>
-      <w:rFonts w:ascii="Cambria" w:hAnsi="Cambria" w:eastAsia="宋体" w:cs="Times New Roman"/>
+      <w:rFonts w:ascii="Cambria" w:eastAsia="宋体" w:hAnsi="Cambria" w:cs="Times New Roman"/>
       <w:b/>
       <w:bCs/>
       <w:kern w:val="0"/>
@@ -3433,15 +3299,15 @@
       <w:szCs w:val="24"/>
     </w:rPr>
   </w:style>
-  <w:style w:type="character" w:customStyle="1" w:styleId="29">
+  <w:style w:type="character" w:customStyle="1" w:styleId="7Char">
     <w:name w:val="标题 7 Char"/>
-    <w:basedOn w:val="20"/>
-    <w:link w:val="8"/>
+    <w:basedOn w:val="DefaultParagraphFont"/>
+    <w:link w:val="Heading7"/>
+    <w:uiPriority w:val="99"/>
     <w:qFormat/>
     <w:locked/>
-    <w:uiPriority w:val="99"/>
     <w:rPr>
-      <w:rFonts w:ascii="Calibri" w:hAnsi="Calibri" w:eastAsia="宋体" w:cs="Times New Roman"/>
+      <w:rFonts w:ascii="Calibri" w:eastAsia="宋体" w:hAnsi="Calibri" w:cs="Times New Roman"/>
       <w:b/>
       <w:bCs/>
       <w:kern w:val="0"/>
@@ -3449,104 +3315,104 @@
       <w:szCs w:val="24"/>
     </w:rPr>
   </w:style>
-  <w:style w:type="character" w:customStyle="1" w:styleId="30">
+  <w:style w:type="character" w:customStyle="1" w:styleId="8Char">
     <w:name w:val="标题 8 Char"/>
-    <w:basedOn w:val="20"/>
-    <w:link w:val="9"/>
+    <w:basedOn w:val="DefaultParagraphFont"/>
+    <w:link w:val="Heading8"/>
+    <w:uiPriority w:val="99"/>
     <w:qFormat/>
     <w:locked/>
-    <w:uiPriority w:val="99"/>
     <w:rPr>
-      <w:rFonts w:ascii="Cambria" w:hAnsi="Cambria" w:eastAsia="宋体" w:cs="Times New Roman"/>
+      <w:rFonts w:ascii="Cambria" w:eastAsia="宋体" w:hAnsi="Cambria" w:cs="Times New Roman"/>
       <w:kern w:val="0"/>
       <w:sz w:val="24"/>
       <w:szCs w:val="24"/>
     </w:rPr>
   </w:style>
-  <w:style w:type="character" w:customStyle="1" w:styleId="31">
+  <w:style w:type="character" w:customStyle="1" w:styleId="9Char">
     <w:name w:val="标题 9 Char"/>
-    <w:basedOn w:val="20"/>
-    <w:link w:val="10"/>
+    <w:basedOn w:val="DefaultParagraphFont"/>
+    <w:link w:val="Heading9"/>
+    <w:uiPriority w:val="99"/>
     <w:qFormat/>
     <w:locked/>
-    <w:uiPriority w:val="99"/>
     <w:rPr>
-      <w:rFonts w:ascii="Cambria" w:hAnsi="Cambria" w:eastAsia="宋体" w:cs="Times New Roman"/>
+      <w:rFonts w:ascii="Cambria" w:eastAsia="宋体" w:hAnsi="Cambria" w:cs="Times New Roman"/>
       <w:kern w:val="0"/>
       <w:sz w:val="21"/>
       <w:szCs w:val="21"/>
     </w:rPr>
   </w:style>
-  <w:style w:type="character" w:customStyle="1" w:styleId="32">
+  <w:style w:type="character" w:customStyle="1" w:styleId="Char">
     <w:name w:val="文档结构图 Char"/>
-    <w:basedOn w:val="20"/>
-    <w:link w:val="11"/>
+    <w:basedOn w:val="DefaultParagraphFont"/>
+    <w:link w:val="DocumentMap"/>
+    <w:uiPriority w:val="99"/>
     <w:semiHidden/>
     <w:qFormat/>
     <w:locked/>
-    <w:uiPriority w:val="99"/>
     <w:rPr>
       <w:rFonts w:ascii="宋体" w:eastAsia="宋体" w:cs="Times New Roman"/>
       <w:sz w:val="18"/>
       <w:szCs w:val="18"/>
     </w:rPr>
   </w:style>
-  <w:style w:type="character" w:customStyle="1" w:styleId="33">
+  <w:style w:type="character" w:customStyle="1" w:styleId="Char0">
     <w:name w:val="批注框文本 Char"/>
-    <w:basedOn w:val="20"/>
-    <w:link w:val="13"/>
+    <w:basedOn w:val="DefaultParagraphFont"/>
+    <w:link w:val="BalloonText"/>
+    <w:uiPriority w:val="99"/>
     <w:semiHidden/>
     <w:qFormat/>
     <w:locked/>
-    <w:uiPriority w:val="99"/>
     <w:rPr>
       <w:rFonts w:cs="Times New Roman"/>
       <w:sz w:val="18"/>
       <w:szCs w:val="18"/>
     </w:rPr>
   </w:style>
-  <w:style w:type="character" w:customStyle="1" w:styleId="34">
+  <w:style w:type="character" w:customStyle="1" w:styleId="Char1">
     <w:name w:val="页脚 Char"/>
-    <w:basedOn w:val="20"/>
-    <w:link w:val="14"/>
+    <w:basedOn w:val="DefaultParagraphFont"/>
+    <w:link w:val="Footer"/>
+    <w:uiPriority w:val="99"/>
     <w:qFormat/>
     <w:locked/>
-    <w:uiPriority w:val="99"/>
     <w:rPr>
       <w:rFonts w:cs="Times New Roman"/>
       <w:sz w:val="18"/>
       <w:szCs w:val="18"/>
     </w:rPr>
   </w:style>
-  <w:style w:type="character" w:customStyle="1" w:styleId="35">
+  <w:style w:type="character" w:customStyle="1" w:styleId="Char2">
     <w:name w:val="页眉 Char"/>
-    <w:basedOn w:val="20"/>
-    <w:link w:val="15"/>
+    <w:basedOn w:val="DefaultParagraphFont"/>
+    <w:link w:val="Header"/>
+    <w:uiPriority w:val="99"/>
     <w:semiHidden/>
     <w:qFormat/>
     <w:locked/>
-    <w:uiPriority w:val="99"/>
     <w:rPr>
       <w:rFonts w:cs="Times New Roman"/>
       <w:sz w:val="18"/>
       <w:szCs w:val="18"/>
     </w:rPr>
   </w:style>
-  <w:style w:type="paragraph" w:customStyle="1" w:styleId="36">
+  <w:style w:type="paragraph" w:customStyle="1" w:styleId="ListParagraph1">
     <w:name w:val="List Paragraph1"/>
-    <w:basedOn w:val="1"/>
+    <w:basedOn w:val="Normal"/>
+    <w:uiPriority w:val="99"/>
     <w:qFormat/>
-    <w:uiPriority w:val="99"/>
     <w:pPr>
       <w:ind w:firstLine="420" w:firstLineChars="200"/>
     </w:pPr>
   </w:style>
-  <w:style w:type="paragraph" w:customStyle="1" w:styleId="37">
+  <w:style w:type="paragraph" w:customStyle="1" w:styleId="TOCHeading1">
     <w:name w:val="TOC Heading1"/>
-    <w:basedOn w:val="2"/>
-    <w:next w:val="1"/>
+    <w:basedOn w:val="Heading1"/>
+    <w:next w:val="Normal"/>
+    <w:uiPriority w:val="99"/>
     <w:qFormat/>
-    <w:uiPriority w:val="99"/>
     <w:pPr>
       <w:widowControl/>
       <w:numPr>
@@ -3564,11 +3430,11 @@
       <w:szCs w:val="28"/>
     </w:rPr>
   </w:style>
-  <w:style w:type="paragraph" w:customStyle="1" w:styleId="38">
+  <w:style w:type="paragraph" w:customStyle="1" w:styleId="1">
     <w:name w:val="列出段落1"/>
-    <w:basedOn w:val="1"/>
+    <w:basedOn w:val="Normal"/>
+    <w:uiPriority w:val="99"/>
     <w:qFormat/>
-    <w:uiPriority w:val="99"/>
     <w:pPr>
       <w:ind w:firstLine="420" w:firstLineChars="200"/>
     </w:pPr>
